--- a/homework/hw-10.docx
+++ b/homework/hw-10.docx
@@ -7,7 +7,7 @@
         <w:pStyle w:val="Title"/>
       </w:pPr>
       <w:r>
-        <w:t xml:space="preserve">Homework 10 · Correlation with the Chicago Areas + Project Checkpoint 2</w:t>
+        <w:t xml:space="preserve">Homework 8 · Correlation with the Chicago Areas + Project Checkpoint 1</w:t>
       </w:r>
     </w:p>
     <w:p>
@@ -15,7 +15,7 @@
         <w:pStyle w:val="Subtitle"/>
       </w:pPr>
       <w:r>
-        <w:t xml:space="preserve">CRJU 705 · due by 11:59 pm Sunday ahead of Session 11</w:t>
+        <w:t xml:space="preserve">CRJU 705 · due by 11:59 pm Sunday, October 11 (ahead of Session 9, the midterm)</w:t>
       </w:r>
     </w:p>
     <w:p>
@@ -87,7 +87,7 @@
         <w:pStyle w:val="BodyText"/>
       </w:pPr>
       <w:r>
-        <w:t xml:space="preserve">Parts 1–3 use the community-area level of the Chicago anchor dataset (</w:t>
+        <w:t xml:space="preserve">Parts 1 and 2 use the community-area level of the Chicago anchor dataset (</w:t>
       </w:r>
       <w:hyperlink r:id="rId20">
         <w:r>
@@ -98,7 +98,7 @@
         </w:r>
       </w:hyperlink>
       <w:r>
-        <w:t xml:space="preserve">) — 77 community areas with 2025 crime rates and Census-based structural measures. One row = one</w:t>
+        <w:t xml:space="preserve">): 77 community areas with 2025 crime rates and Census measures. One row = one</w:t>
       </w:r>
       <w:r>
         <w:t xml:space="preserve"> </w:t>
@@ -111,7 +111,23 @@
         <w:t xml:space="preserve">area</w:t>
       </w:r>
       <w:r>
-        <w:t xml:space="preserve">, not one person; several questions turn on remembering that.</w:t>
+        <w:t xml:space="preserve">, not one person; several questions turn on remembering that. Part 3 uses</w:t>
+      </w:r>
+      <w:r>
+        <w:t xml:space="preserve"> </w:t>
+      </w:r>
+      <w:r>
+        <w:rPr>
+          <w:b/>
+          <w:bCs/>
+        </w:rPr>
+        <w:t xml:space="preserve">your own</w:t>
+      </w:r>
+      <w:r>
+        <w:t xml:space="preserve"> </w:t>
+      </w:r>
+      <w:r>
+        <w:t xml:space="preserve">final-project dataset.</w:t>
       </w:r>
     </w:p>
     <w:bookmarkStart w:id="21" w:name="setup"/>
@@ -138,21 +154,6 @@
           <w:rStyle w:val="NormalTok"/>
         </w:rPr>
         <w:t xml:space="preserve">(tidyverse)</w:t>
-      </w:r>
-      <w:r>
-        <w:br/>
-      </w:r>
-      <w:r>
-        <w:rPr>
-          <w:rStyle w:val="FunctionTok"/>
-        </w:rPr>
-        <w:t xml:space="preserve">library</w:t>
-      </w:r>
-      <w:r>
-        <w:rPr>
-          <w:rStyle w:val="NormalTok"/>
-        </w:rPr>
-        <w:t xml:space="preserve">(correlation)</w:t>
       </w:r>
       <w:r>
         <w:br/>
@@ -310,7 +311,7 @@
         <w:t xml:space="preserve"> </w:t>
       </w:r>
       <w:r>
-        <w:t xml:space="preserve">describe the shape — direction, roughly linear or not, any outliers that could be driving things (today’s Anscombe lesson).</w:t>
+        <w:t xml:space="preserve">describe the shape: direction, roughly a straight line or not, and any outliers that could be driving things (the Anscombe lesson).</w:t>
       </w:r>
     </w:p>
     <w:p>
@@ -365,7 +366,7 @@
         <w:t xml:space="preserve"> </w:t>
       </w:r>
       <w:r>
-        <w:t xml:space="preserve">interpret it in one sentence using the direction-and-strength language from lecture (e.g.,</w:t>
+        <w:t xml:space="preserve">interpret it in one sentence using the direction-and-strength language from lecture (for example,</w:t>
       </w:r>
       <w:r>
         <w:t xml:space="preserve"> </w:t>
@@ -385,7 +386,7 @@
         </w:numPr>
       </w:pPr>
       <w:r>
-        <w:t xml:space="preserve">Now the same two steps — scatterplot, then</w:t>
+        <w:t xml:space="preserve">Now the same two steps (scatterplot, then</w:t>
       </w:r>
       <w:r>
         <w:t xml:space="preserve"> </w:t>
@@ -397,10 +398,7 @@
         <w:t xml:space="preserve">cor()</w:t>
       </w:r>
       <w:r>
-        <w:t xml:space="preserve"> </w:t>
-      </w:r>
-      <w:r>
-        <w:t xml:space="preserve">— for</w:t>
+        <w:t xml:space="preserve">) for</w:t>
       </w:r>
       <w:r>
         <w:t xml:space="preserve"> </w:t>
@@ -458,7 +456,7 @@
           <w:b/>
           <w:bCs/>
         </w:rPr>
-        <w:t xml:space="preserve">In a comment (2–3 sentences):</w:t>
+        <w:t xml:space="preserve">In a comment (2 to 3 sentences):</w:t>
       </w:r>
       <w:r>
         <w:t xml:space="preserve"> </w:t>
@@ -496,7 +494,7 @@
         <w:t xml:space="preserve"> </w:t>
       </w:r>
       <w:r>
-        <w:t xml:space="preserve">rule out — and say what, in your Q3 plot, lets you go beyond the number alone.</w:t>
+        <w:t xml:space="preserve">rule out, and say what, in your Q3 plot, lets you go beyond the number alone.</w:t>
       </w:r>
       <w:r>
         <w:t xml:space="preserve"> </w:t>
@@ -506,17 +504,17 @@
           <w:i/>
           <w:iCs/>
         </w:rPr>
-        <w:t xml:space="preserve">(Hint: what shape of relationship did the lecture show hiding behind r ≈ 0?)</w:t>
+        <w:t xml:space="preserve">(Hint: what shape of relationship did the lecture show hiding behind an r near 0?)</w:t>
       </w:r>
     </w:p>
     <w:bookmarkEnd w:id="22"/>
-    <w:bookmarkStart w:id="23" w:name="part-2-frequentist-inference-on-r"/>
+    <w:bookmarkStart w:id="23" w:name="part-2-testing-r"/>
     <w:p>
       <w:pPr>
         <w:pStyle w:val="Heading2"/>
       </w:pPr>
       <w:r>
-        <w:t xml:space="preserve">Part 2: Frequentist Inference on r</w:t>
+        <w:t xml:space="preserve">Part 2: Testing r</w:t>
       </w:r>
     </w:p>
     <w:p>
@@ -555,7 +553,7 @@
         <w:t xml:space="preserve"> </w:t>
       </w:r>
       <w:r>
-        <w:t xml:space="preserve">report the result in one lecture-style sentence — r, degrees of freedom, p-value, and the 95% CI — and state what the null hypothesis was.</w:t>
+        <w:t xml:space="preserve">report the result in one lecture-style sentence (r, the 95% confidence interval, and the p-value) and state what the null hypothesis was.</w:t>
       </w:r>
     </w:p>
     <w:p>
@@ -566,22 +564,7 @@
         </w:numPr>
       </w:pPr>
       <w:r>
-        <w:t xml:space="preserve">Run the matrix version with the</w:t>
-      </w:r>
-      <w:r>
-        <w:t xml:space="preserve"> </w:t>
-      </w:r>
-      <w:r>
-        <w:rPr>
-          <w:rStyle w:val="VerbatimChar"/>
-        </w:rPr>
-        <w:t xml:space="preserve">correlation</w:t>
-      </w:r>
-      <w:r>
-        <w:t xml:space="preserve"> </w:t>
-      </w:r>
-      <w:r>
-        <w:t xml:space="preserve">package:</w:t>
+        <w:t xml:space="preserve">Several pairs at once:</w:t>
       </w:r>
     </w:p>
     <w:p>
@@ -644,13 +627,52 @@
         <w:rPr>
           <w:rStyle w:val="FunctionTok"/>
         </w:rPr>
-        <w:t xml:space="preserve">correlation</w:t>
+        <w:t xml:space="preserve">cor</w:t>
       </w:r>
       <w:r>
         <w:rPr>
           <w:rStyle w:val="NormalTok"/>
         </w:rPr>
-        <w:t xml:space="preserve">()</w:t>
+        <w:t xml:space="preserve">() </w:t>
+      </w:r>
+      <w:r>
+        <w:rPr>
+          <w:rStyle w:val="SpecialCharTok"/>
+        </w:rPr>
+        <w:t xml:space="preserve">|&gt;</w:t>
+      </w:r>
+      <w:r>
+        <w:br/>
+      </w:r>
+      <w:r>
+        <w:rPr>
+          <w:rStyle w:val="NormalTok"/>
+        </w:rPr>
+        <w:t xml:space="preserve">  </w:t>
+      </w:r>
+      <w:r>
+        <w:rPr>
+          <w:rStyle w:val="FunctionTok"/>
+        </w:rPr>
+        <w:t xml:space="preserve">round</w:t>
+      </w:r>
+      <w:r>
+        <w:rPr>
+          <w:rStyle w:val="NormalTok"/>
+        </w:rPr>
+        <w:t xml:space="preserve">(</w:t>
+      </w:r>
+      <w:r>
+        <w:rPr>
+          <w:rStyle w:val="DecValTok"/>
+        </w:rPr>
+        <w:t xml:space="preserve">2</w:t>
+      </w:r>
+      <w:r>
+        <w:rPr>
+          <w:rStyle w:val="NormalTok"/>
+        </w:rPr>
+        <w:t xml:space="preserve">)</w:t>
       </w:r>
     </w:p>
     <w:p>
@@ -699,7 +721,7 @@
         <w:t xml:space="preserve">violent_rate</w:t>
       </w:r>
       <w:r>
-        <w:t xml:space="preserve">, and which the weakest? Why are these p-values Holm-adjusted — what Session 8 problem is that protecting you from?</w:t>
+        <w:t xml:space="preserve">, and which the weakest? Give each r and its direction.</w:t>
       </w:r>
     </w:p>
     <w:p>
@@ -714,7 +736,7 @@
           <w:b/>
           <w:bCs/>
         </w:rPr>
-        <w:t xml:space="preserve">In a comment (2–3 sentences):</w:t>
+        <w:t xml:space="preserve">In a comment (2 to 3 sentences):</w:t>
       </w:r>
       <w:r>
         <w:t xml:space="preserve"> </w:t>
@@ -766,25 +788,15 @@
         <w:t xml:space="preserve">Name the mistake, explain why these data cannot support that sentence, and write a corrected sentence that stays at the level the data actually measure.</w:t>
       </w:r>
     </w:p>
-    <w:bookmarkEnd w:id="23"/>
-    <w:bookmarkStart w:id="24" w:name="part-3-bayesian-correlation"/>
-    <w:p>
-      <w:pPr>
-        <w:pStyle w:val="Heading2"/>
-      </w:pPr>
-      <w:r>
-        <w:t xml:space="preserve">Part 3: Bayesian Correlation</w:t>
-      </w:r>
-    </w:p>
     <w:p>
       <w:pPr>
         <w:numPr>
           <w:ilvl w:val="0"/>
-          <w:numId w:val="1003"/>
+          <w:numId w:val="1002"/>
         </w:numPr>
       </w:pPr>
       <w:r>
-        <w:t xml:space="preserve">Run the Bayesian version on</w:t>
+        <w:t xml:space="preserve">Run</w:t>
       </w:r>
       <w:r>
         <w:t xml:space="preserve"> </w:t>
@@ -793,160 +805,14 @@
         <w:rPr>
           <w:rStyle w:val="VerbatimChar"/>
         </w:rPr>
-        <w:t xml:space="preserve">violent_rate</w:t>
-      </w:r>
-      <w:r>
-        <w:t xml:space="preserve"> </w:t>
-      </w:r>
-      <w:r>
-        <w:t xml:space="preserve">and</w:t>
-      </w:r>
-      <w:r>
-        <w:t xml:space="preserve"> </w:t>
-      </w:r>
-      <w:r>
-        <w:rPr>
-          <w:rStyle w:val="VerbatimChar"/>
-        </w:rPr>
-        <w:t xml:space="preserve">pct_bachelors</w:t>
-      </w:r>
-      <w:r>
-        <w:t xml:space="preserve">, leaving the prior at its default:</w:t>
-      </w:r>
-    </w:p>
-    <w:p>
-      <w:pPr>
-        <w:pStyle w:val="SourceCode"/>
-        <w:numPr>
-          <w:ilvl w:val="0"/>
-          <w:numId w:val="1000"/>
-        </w:numPr>
-      </w:pPr>
-      <w:r>
-        <w:rPr>
-          <w:rStyle w:val="FunctionTok"/>
-        </w:rPr>
-        <w:t xml:space="preserve">set.seed</w:t>
-      </w:r>
-      <w:r>
-        <w:rPr>
-          <w:rStyle w:val="NormalTok"/>
-        </w:rPr>
-        <w:t xml:space="preserve">(</w:t>
-      </w:r>
-      <w:r>
-        <w:rPr>
-          <w:rStyle w:val="DecValTok"/>
-        </w:rPr>
-        <w:t xml:space="preserve">705</w:t>
-      </w:r>
-      <w:r>
-        <w:rPr>
-          <w:rStyle w:val="NormalTok"/>
-        </w:rPr>
-        <w:t xml:space="preserve">)   </w:t>
-      </w:r>
-      <w:r>
-        <w:rPr>
-          <w:rStyle w:val="CommentTok"/>
-        </w:rPr>
-        <w:t xml:space="preserve"># the Bayesian version samples from the posterior</w:t>
-      </w:r>
-      <w:r>
-        <w:br/>
-      </w:r>
-      <w:r>
-        <w:rPr>
-          <w:rStyle w:val="NormalTok"/>
-        </w:rPr>
-        <w:t xml:space="preserve">areas </w:t>
-      </w:r>
-      <w:r>
-        <w:rPr>
-          <w:rStyle w:val="SpecialCharTok"/>
-        </w:rPr>
-        <w:t xml:space="preserve">|&gt;</w:t>
-      </w:r>
-      <w:r>
-        <w:br/>
-      </w:r>
-      <w:r>
-        <w:rPr>
-          <w:rStyle w:val="NormalTok"/>
-        </w:rPr>
-        <w:t xml:space="preserve">  </w:t>
-      </w:r>
-      <w:r>
-        <w:rPr>
-          <w:rStyle w:val="FunctionTok"/>
-        </w:rPr>
-        <w:t xml:space="preserve">select</w:t>
-      </w:r>
-      <w:r>
-        <w:rPr>
-          <w:rStyle w:val="NormalTok"/>
-        </w:rPr>
-        <w:t xml:space="preserve">(violent_rate, pct_bachelors) </w:t>
-      </w:r>
-      <w:r>
-        <w:rPr>
-          <w:rStyle w:val="SpecialCharTok"/>
-        </w:rPr>
-        <w:t xml:space="preserve">|&gt;</w:t>
-      </w:r>
-      <w:r>
-        <w:br/>
-      </w:r>
-      <w:r>
-        <w:rPr>
-          <w:rStyle w:val="NormalTok"/>
-        </w:rPr>
-        <w:t xml:space="preserve">  </w:t>
-      </w:r>
-      <w:r>
-        <w:rPr>
-          <w:rStyle w:val="FunctionTok"/>
-        </w:rPr>
-        <w:t xml:space="preserve">correlation</w:t>
-      </w:r>
-      <w:r>
-        <w:rPr>
-          <w:rStyle w:val="NormalTok"/>
-        </w:rPr>
-        <w:t xml:space="preserve">(</w:t>
-      </w:r>
-      <w:r>
-        <w:rPr>
-          <w:rStyle w:val="AttributeTok"/>
-        </w:rPr>
-        <w:t xml:space="preserve">bayesian =</w:t>
-      </w:r>
-      <w:r>
-        <w:rPr>
-          <w:rStyle w:val="NormalTok"/>
-        </w:rPr>
-        <w:t xml:space="preserve"> </w:t>
-      </w:r>
-      <w:r>
-        <w:rPr>
-          <w:rStyle w:val="ConstantTok"/>
-        </w:rPr>
-        <w:t xml:space="preserve">TRUE</w:t>
-      </w:r>
-      <w:r>
-        <w:rPr>
-          <w:rStyle w:val="NormalTok"/>
-        </w:rPr>
-        <w:t xml:space="preserve">)</w:t>
-      </w:r>
-    </w:p>
-    <w:p>
-      <w:pPr>
-        <w:numPr>
-          <w:ilvl w:val="0"/>
-          <w:numId w:val="1000"/>
-        </w:numPr>
-      </w:pPr>
+        <w:t xml:space="preserve">cor.test(areas$median_age, areas$violent_rate)</w:t>
+      </w:r>
+      <w:r>
+        <w:t xml:space="preserve">.</w:t>
+      </w:r>
+      <w:r>
+        <w:t xml:space="preserve"> </w:t>
+      </w:r>
       <w:r>
         <w:rPr>
           <w:b/>
@@ -958,128 +824,35 @@
         <w:t xml:space="preserve"> </w:t>
       </w:r>
       <w:r>
-        <w:t xml:space="preserve">report rho, the 95% credible interval, pd, and the Bayes factor — then one sentence saying what the evidence shows, including direction and strength.</w:t>
+        <w:t xml:space="preserve">report the confidence interval. Where is zero, inside or outside? Reject or fail to reject? Then write the honest one-sentence conclusion, and say why</w:t>
+      </w:r>
+      <w:r>
+        <w:t xml:space="preserve"> </w:t>
+      </w:r>
+      <w:r>
+        <w:t xml:space="preserve">“median age has no relationship with violence”</w:t>
+      </w:r>
+      <w:r>
+        <w:t xml:space="preserve"> </w:t>
+      </w:r>
+      <w:r>
+        <w:t xml:space="preserve">goes further than these data allow.</w:t>
       </w:r>
     </w:p>
+    <w:bookmarkEnd w:id="23"/>
+    <w:bookmarkStart w:id="28" w:name="part-3-project-checkpoint-1"/>
     <w:p>
       <w:pPr>
-        <w:numPr>
-          <w:ilvl w:val="0"/>
-          <w:numId w:val="1003"/>
-        </w:numPr>
-      </w:pPr>
-      <w:r>
-        <w:t xml:space="preserve">Rerun Q8 with</w:t>
-      </w:r>
-      <w:r>
-        <w:t xml:space="preserve"> </w:t>
-      </w:r>
-      <w:r>
-        <w:rPr>
-          <w:rStyle w:val="VerbatimChar"/>
-        </w:rPr>
-        <w:t xml:space="preserve">bayesian_prior = "wide"</w:t>
-      </w:r>
-      <w:r>
-        <w:t xml:space="preserve">.</w:t>
-      </w:r>
-      <w:r>
-        <w:t xml:space="preserve"> </w:t>
-      </w:r>
-      <w:r>
-        <w:rPr>
-          <w:b/>
-          <w:bCs/>
-        </w:rPr>
-        <w:t xml:space="preserve">In a comment:</w:t>
-      </w:r>
-      <w:r>
-        <w:t xml:space="preserve"> </w:t>
-      </w:r>
-      <w:r>
-        <w:t xml:space="preserve">what changed, how much, and</w:t>
-      </w:r>
-      <w:r>
-        <w:t xml:space="preserve"> </w:t>
-      </w:r>
-      <w:r>
-        <w:rPr>
-          <w:i/>
-          <w:iCs/>
-        </w:rPr>
-        <w:t xml:space="preserve">why so little</w:t>
-      </w:r>
-      <w:r>
-        <w:t xml:space="preserve">? (What about this dataset lets the data overpower the prior choice?)</w:t>
-      </w:r>
-    </w:p>
-    <w:p>
-      <w:pPr>
-        <w:numPr>
-          <w:ilvl w:val="0"/>
-          <w:numId w:val="1003"/>
-        </w:numPr>
-      </w:pPr>
-      <w:r>
-        <w:rPr>
-          <w:b/>
-          <w:bCs/>
-        </w:rPr>
-        <w:t xml:space="preserve">In a comment (2–3 sentences):</w:t>
-      </w:r>
-      <w:r>
-        <w:t xml:space="preserve"> </w:t>
-      </w:r>
-      <w:r>
-        <w:t xml:space="preserve">state one thing the 95%</w:t>
-      </w:r>
-      <w:r>
-        <w:t xml:space="preserve"> </w:t>
-      </w:r>
-      <w:r>
-        <w:rPr>
-          <w:b/>
-          <w:bCs/>
-        </w:rPr>
-        <w:t xml:space="preserve">credible</w:t>
-      </w:r>
-      <w:r>
-        <w:t xml:space="preserve"> </w:t>
-      </w:r>
-      <w:r>
-        <w:t xml:space="preserve">interval from Q8 lets you say that a 95%</w:t>
-      </w:r>
-      <w:r>
-        <w:t xml:space="preserve"> </w:t>
-      </w:r>
-      <w:r>
-        <w:rPr>
-          <w:b/>
-          <w:bCs/>
-        </w:rPr>
-        <w:t xml:space="preserve">confidence</w:t>
-      </w:r>
-      <w:r>
-        <w:t xml:space="preserve"> </w:t>
-      </w:r>
-      <w:r>
-        <w:t xml:space="preserve">interval never could. (Session 5 taught you the careful long-run reading; contrast it directly.)</w:t>
-      </w:r>
-    </w:p>
-    <w:bookmarkEnd w:id="24"/>
-    <w:bookmarkStart w:id="28" w:name="part-4-project-checkpoint-2"/>
-    <w:p>
-      <w:pPr>
         <w:pStyle w:val="Heading2"/>
       </w:pPr>
       <w:r>
-        <w:t xml:space="preserve">Part 4: Project Checkpoint 2</w:t>
+        <w:t xml:space="preserve">Part 3: Project Checkpoint 1</w:t>
       </w:r>
     </w:p>
     <w:tbl>
       <w:tblPr>
         <w:tblStyle w:val="Table"/>
-        <w:tblInd w:w="164" w:type="dxa"/>
+        <w:tblLook w:firstRow="0" w:lastRow="0" w:firstColumn="0" w:lastColumn="0" w:noHBand="0" w:noVBand="0" w:val="0000"/>
         <w:tblBorders>
           <w:left w:val="single" w:sz="24" w:space="0" w:color="CC1914"/>
         </w:tblBorders>
@@ -1087,11 +860,8 @@
           <w:left w:w="0" w:type="dxa"/>
           <w:right w:w="0" w:type="dxa"/>
         </w:tblCellMar>
-        <w:tblLook w:firstRow="0" w:lastRow="0" w:firstColumn="0" w:lastColumn="0" w:noHBand="0" w:noVBand="0" w:val="0000"/>
+        <w:tblInd w:w="164" w:type="dxa"/>
       </w:tblPr>
-      <w:tblGrid>
-        <w:gridCol w:w="7920"/>
-      </w:tblGrid>
       <w:tr>
         <w:trPr>
           <w:cantSplit/>
@@ -1116,18 +886,18 @@
                 <wp:inline>
                   <wp:extent cx="152400" cy="152400"/>
                   <wp:effectExtent b="0" l="0" r="0" t="0"/>
-                  <wp:docPr descr="" title="" id="26" name="Picture"/>
+                  <wp:docPr descr="" title="" id="25" name="Picture"/>
                   <a:graphic>
                     <a:graphicData uri="http://schemas.openxmlformats.org/drawingml/2006/picture">
                       <pic:pic>
                         <pic:nvPicPr>
-                          <pic:cNvPr descr="/Users/mourtgosstudio/opt/share/formats/docx/important.png" id="27" name="Picture"/>
+                          <pic:cNvPr descr="/Applications/RStudio.app/Contents/Resources/app/quarto/share/formats/docx/important.png" id="26" name="Picture"/>
                           <pic:cNvPicPr>
                             <a:picLocks noChangeArrowheads="1" noChangeAspect="1"/>
                           </pic:cNvPicPr>
                         </pic:nvPicPr>
                         <pic:blipFill>
-                          <a:blip r:embed="rId25"/>
+                          <a:blip r:embed="rId24"/>
                           <a:stretch>
                             <a:fillRect/>
                           </a:stretch>
@@ -1179,39 +949,7 @@
               <w:t xml:space="preserve">This section uses YOUR final-project dataset</w:t>
             </w:r>
             <w:r>
-              <w:t xml:space="preserve"> </w:t>
-            </w:r>
-            <w:r>
-              <w:t xml:space="preserve">— the one you explored in Checkpoint 1 (Homework 8). This is the second of four checkpoints, and it does for your project exactly what Parts 1–3 did for Chicago: put numbers on the relationships you</w:t>
-            </w:r>
-            <w:r>
-              <w:t xml:space="preserve"> </w:t>
-            </w:r>
-            <w:r>
-              <w:rPr>
-                <w:i/>
-                <w:iCs/>
-              </w:rPr>
-              <w:t xml:space="preserve">think</w:t>
-            </w:r>
-            <w:r>
-              <w:t xml:space="preserve"> </w:t>
-            </w:r>
-            <w:r>
-              <w:t xml:space="preserve">are there. What you find here feeds directly into</w:t>
-            </w:r>
-            <w:r>
-              <w:t xml:space="preserve"> </w:t>
-            </w:r>
-            <w:r>
-              <w:rPr>
-                <w:b/>
-                <w:bCs/>
-              </w:rPr>
-              <w:t xml:space="preserve">Checkpoint 3</w:t>
-            </w:r>
-            <w:r>
-              <w:t xml:space="preserve">, where you’ll run the regression these associations point toward. As before, Checkpoint 2 is graded on</w:t>
+              <w:t xml:space="preserve">, the one you chose in Homework 7. It is the first of four short checkpoints between now and the end of the semester, each adding one graded step toward the final project, so nothing about the project is a surprise in the last week. Checkpoint 1 is graded on</w:t>
             </w:r>
             <w:r>
               <w:t xml:space="preserve"> </w:t>
@@ -1224,10 +962,7 @@
               <w:t xml:space="preserve">completion and quality of reasoning</w:t>
             </w:r>
             <w:r>
-              <w:t xml:space="preserve"> </w:t>
-            </w:r>
-            <w:r>
-              <w:t xml:space="preserve">— not polish, and not whether your correlations turn out strong.</w:t>
+              <w:t xml:space="preserve">, not polish, and not whether your dataset turns out to be perfect.</w:t>
             </w:r>
           </w:p>
         </w:tc>
@@ -1253,7 +988,7 @@
         <w:t xml:space="preserve"> </w:t>
       </w:r>
       <w:r>
-        <w:t xml:space="preserve">script (e.g.,</w:t>
+        <w:t xml:space="preserve">script (for example,</w:t>
       </w:r>
       <w:r>
         <w:t xml:space="preserve"> </w:t>
@@ -1262,7 +997,7 @@
         <w:rPr>
           <w:rStyle w:val="VerbatimChar"/>
         </w:rPr>
-        <w:t xml:space="preserve"># ---- PROJECT CHECKPOINT 2 ----</w:t>
+        <w:t xml:space="preserve"># ---- PROJECT CHECKPOINT 1 ----</w:t>
       </w:r>
       <w:r>
         <w:t xml:space="preserve">):</w:t>
@@ -1272,7 +1007,7 @@
       <w:pPr>
         <w:numPr>
           <w:ilvl w:val="0"/>
-          <w:numId w:val="1004"/>
+          <w:numId w:val="1003"/>
         </w:numPr>
       </w:pPr>
       <w:r>
@@ -1280,13 +1015,106 @@
           <w:b/>
           <w:bCs/>
         </w:rPr>
-        <w:t xml:space="preserve">Compute and visualize the association between your outcome variable and each of your 2–3 candidate predictors</w:t>
-      </w:r>
-      <w:r>
-        <w:t xml:space="preserve"> </w:t>
-      </w:r>
-      <w:r>
-        <w:t xml:space="preserve">from Checkpoint 1. (Swapping a predictor since Checkpoint 1 is fine — one comment line saying why.)</w:t>
+        <w:t xml:space="preserve">Load your dataset</w:t>
+      </w:r>
+      <w:r>
+        <w:t xml:space="preserve"> </w:t>
+      </w:r>
+      <w:r>
+        <w:t xml:space="preserve">and run</w:t>
+      </w:r>
+      <w:r>
+        <w:t xml:space="preserve"> </w:t>
+      </w:r>
+      <w:r>
+        <w:rPr>
+          <w:b/>
+          <w:bCs/>
+        </w:rPr>
+        <w:t xml:space="preserve">descriptive statistics</w:t>
+      </w:r>
+      <w:r>
+        <w:t xml:space="preserve"> </w:t>
+      </w:r>
+      <w:r>
+        <w:t xml:space="preserve">on your intended</w:t>
+      </w:r>
+      <w:r>
+        <w:t xml:space="preserve"> </w:t>
+      </w:r>
+      <w:r>
+        <w:rPr>
+          <w:b/>
+          <w:bCs/>
+        </w:rPr>
+        <w:t xml:space="preserve">outcome variable</w:t>
+      </w:r>
+      <w:r>
+        <w:t xml:space="preserve"> </w:t>
+      </w:r>
+      <w:r>
+        <w:t xml:space="preserve">and on</w:t>
+      </w:r>
+      <w:r>
+        <w:t xml:space="preserve"> </w:t>
+      </w:r>
+      <w:r>
+        <w:rPr>
+          <w:b/>
+          <w:bCs/>
+        </w:rPr>
+        <w:t xml:space="preserve">2 or 3 candidate predictors</w:t>
+      </w:r>
+      <w:r>
+        <w:t xml:space="preserve">: for numeric variables, at least the mean, median, SD, and range; for categorical variables, counts or proportions per category.</w:t>
+      </w:r>
+    </w:p>
+    <w:p>
+      <w:pPr>
+        <w:numPr>
+          <w:ilvl w:val="0"/>
+          <w:numId w:val="1003"/>
+        </w:numPr>
+      </w:pPr>
+      <w:r>
+        <w:t xml:space="preserve">Make</w:t>
+      </w:r>
+      <w:r>
+        <w:t xml:space="preserve"> </w:t>
+      </w:r>
+      <w:r>
+        <w:rPr>
+          <w:b/>
+          <w:bCs/>
+        </w:rPr>
+        <w:t xml:space="preserve">one plot</w:t>
+      </w:r>
+      <w:r>
+        <w:t xml:space="preserve"> </w:t>
+      </w:r>
+      <w:r>
+        <w:t xml:space="preserve">that shows something about your outcome variable (histogram, boxplot, bar chart: whatever suits its type).</w:t>
+      </w:r>
+    </w:p>
+    <w:p>
+      <w:pPr>
+        <w:numPr>
+          <w:ilvl w:val="0"/>
+          <w:numId w:val="1003"/>
+        </w:numPr>
+      </w:pPr>
+      <w:r>
+        <w:rPr>
+          <w:b/>
+          <w:bCs/>
+        </w:rPr>
+        <w:t xml:space="preserve">Write a paragraph</w:t>
+      </w:r>
+      <w:r>
+        <w:t xml:space="preserve"> </w:t>
+      </w:r>
+      <w:r>
+        <w:t xml:space="preserve">(as a comment block, roughly 5 to 8 sentences) covering:</w:t>
       </w:r>
     </w:p>
     <w:p>
@@ -1294,11 +1122,11 @@
         <w:pStyle w:val="Compact"/>
         <w:numPr>
           <w:ilvl w:val="1"/>
-          <w:numId w:val="1005"/>
+          <w:numId w:val="1004"/>
         </w:numPr>
       </w:pPr>
       <w:r>
-        <w:t xml:space="preserve">For each</w:t>
+        <w:t xml:space="preserve">what your</w:t>
       </w:r>
       <w:r>
         <w:t xml:space="preserve"> </w:t>
@@ -1308,29 +1136,13 @@
           <w:b/>
           <w:bCs/>
         </w:rPr>
-        <w:t xml:space="preserve">numeric</w:t>
-      </w:r>
-      <w:r>
-        <w:t xml:space="preserve"> </w:t>
-      </w:r>
-      <w:r>
-        <w:t xml:space="preserve">predictor: a scatterplot against your outcome</w:t>
-      </w:r>
-      <w:r>
-        <w:t xml:space="preserve"> </w:t>
-      </w:r>
-      <w:r>
-        <w:rPr>
-          <w:i/>
-          <w:iCs/>
-        </w:rPr>
-        <w:t xml:space="preserve">plus</w:t>
-      </w:r>
-      <w:r>
-        <w:t xml:space="preserve"> </w:t>
-      </w:r>
-      <w:r>
-        <w:t xml:space="preserve">Pearson’s r — or Spearman’s rho if the plot shows serious skew or outliers, with a comment saying why you switched.</w:t>
+        <w:t xml:space="preserve">outcome variable</w:t>
+      </w:r>
+      <w:r>
+        <w:t xml:space="preserve"> </w:t>
+      </w:r>
+      <w:r>
+        <w:t xml:space="preserve">measures, what type of variable it is, and what the descriptives and plot show about its distribution (skew? outliers? mostly zeros?);</w:t>
       </w:r>
     </w:p>
     <w:p>
@@ -1338,11 +1150,11 @@
         <w:pStyle w:val="Compact"/>
         <w:numPr>
           <w:ilvl w:val="1"/>
-          <w:numId w:val="1005"/>
+          <w:numId w:val="1004"/>
         </w:numPr>
       </w:pPr>
       <w:r>
-        <w:t xml:space="preserve">For a</w:t>
+        <w:t xml:space="preserve">your</w:t>
       </w:r>
       <w:r>
         <w:t xml:space="preserve"> </w:t>
@@ -1352,43 +1164,50 @@
           <w:b/>
           <w:bCs/>
         </w:rPr>
-        <w:t xml:space="preserve">categorical</w:t>
-      </w:r>
-      <w:r>
-        <w:t xml:space="preserve"> </w:t>
-      </w:r>
-      <w:r>
-        <w:t xml:space="preserve">predictor: r doesn’t apply — make a grouped boxplot or a table of group means instead, and say that’s why.</w:t>
+        <w:t xml:space="preserve">2 or 3 candidate predictors</w:t>
+      </w:r>
+      <w:r>
+        <w:t xml:space="preserve">, with one sentence each on</w:t>
+      </w:r>
+      <w:r>
+        <w:t xml:space="preserve"> </w:t>
+      </w:r>
+      <w:r>
+        <w:rPr>
+          <w:i/>
+          <w:iCs/>
+        </w:rPr>
+        <w:t xml:space="preserve">why</w:t>
+      </w:r>
+      <w:r>
+        <w:t xml:space="preserve"> </w:t>
+      </w:r>
+      <w:r>
+        <w:t xml:space="preserve">that variable plausibly relates to your outcome.</w:t>
       </w:r>
     </w:p>
     <w:p>
       <w:pPr>
-        <w:numPr>
-          <w:ilvl w:val="0"/>
-          <w:numId w:val="1004"/>
-        </w:numPr>
-      </w:pPr>
+        <w:pStyle w:val="FirstParagraph"/>
+      </w:pPr>
+      <w:r>
+        <w:t xml:space="preserve">If Step 1 reveals a problem (the outcome is nearly constant, a key variable is mostly missing, the file won’t load cleanly),</w:t>
+      </w:r>
+      <w:r>
+        <w:t xml:space="preserve"> </w:t>
+      </w:r>
       <w:r>
         <w:rPr>
           <w:b/>
           <w:bCs/>
         </w:rPr>
-        <w:t xml:space="preserve">Run one full correlation test</w:t>
-      </w:r>
-      <w:r>
-        <w:t xml:space="preserve"> </w:t>
-      </w:r>
-      <w:r>
-        <w:t xml:space="preserve">— frequentist</w:t>
-      </w:r>
-      <w:r>
-        <w:t xml:space="preserve"> </w:t>
-      </w:r>
-      <w:r>
-        <w:rPr>
-          <w:rStyle w:val="VerbatimChar"/>
-        </w:rPr>
-        <w:t xml:space="preserve">cor.test()</w:t>
+        <w:t xml:space="preserve">say so in your paragraph</w:t>
+      </w:r>
+      <w:r>
+        <w:t xml:space="preserve"> </w:t>
+      </w:r>
+      <w:r>
+        <w:t xml:space="preserve">and come talk to me. Catching that</w:t>
       </w:r>
       <w:r>
         <w:t xml:space="preserve"> </w:t>
@@ -1398,157 +1217,60 @@
           <w:i/>
           <w:iCs/>
         </w:rPr>
-        <w:t xml:space="preserve">or</w:t>
-      </w:r>
-      <w:r>
-        <w:t xml:space="preserve"> </w:t>
-      </w:r>
-      <w:r>
-        <w:t xml:space="preserve">Bayesian</w:t>
-      </w:r>
-      <w:r>
-        <w:t xml:space="preserve"> </w:t>
-      </w:r>
-      <w:r>
-        <w:rPr>
-          <w:rStyle w:val="VerbatimChar"/>
-        </w:rPr>
-        <w:t xml:space="preserve">correlation(bayesian = TRUE)</w:t>
-      </w:r>
-      <w:r>
-        <w:t xml:space="preserve">, your choice — on the predictor that looks most promising, and report it in one lecture-style sentence.</w:t>
+        <w:t xml:space="preserve">now</w:t>
+      </w:r>
+      <w:r>
+        <w:t xml:space="preserve"> </w:t>
+      </w:r>
+      <w:r>
+        <w:t xml:space="preserve">is exactly what this checkpoint is for.</w:t>
       </w:r>
     </w:p>
     <w:p>
       <w:pPr>
-        <w:numPr>
-          <w:ilvl w:val="0"/>
-          <w:numId w:val="1004"/>
-        </w:numPr>
+        <w:pStyle w:val="BodyText"/>
       </w:pPr>
       <w:r>
         <w:rPr>
           <w:b/>
           <w:bCs/>
         </w:rPr>
-        <w:t xml:space="preserve">Write a paragraph</w:t>
-      </w:r>
-      <w:r>
-        <w:t xml:space="preserve"> </w:t>
-      </w:r>
-      <w:r>
-        <w:t xml:space="preserve">(as a comment block, roughly 5–8 sentences) covering:</w:t>
-      </w:r>
-    </w:p>
-    <w:p>
-      <w:pPr>
-        <w:pStyle w:val="Compact"/>
-        <w:numPr>
-          <w:ilvl w:val="1"/>
-          <w:numId w:val="1006"/>
-        </w:numPr>
-      </w:pPr>
-      <w:r>
-        <w:t xml:space="preserve">what each association looks like — direction, strength, and whether the</w:t>
-      </w:r>
-      <w:r>
-        <w:t xml:space="preserve"> </w:t>
-      </w:r>
-      <w:r>
-        <w:rPr>
-          <w:i/>
-          <w:iCs/>
-        </w:rPr>
-        <w:t xml:space="preserve">shape</w:t>
-      </w:r>
-      <w:r>
-        <w:t xml:space="preserve"> </w:t>
-      </w:r>
-      <w:r>
-        <w:t xml:space="preserve">in the plot makes the coefficient a fair summary (the Anscombe check);</w:t>
-      </w:r>
-    </w:p>
-    <w:p>
-      <w:pPr>
-        <w:pStyle w:val="Compact"/>
-        <w:numPr>
-          <w:ilvl w:val="1"/>
-          <w:numId w:val="1006"/>
-        </w:numPr>
-      </w:pPr>
-      <w:r>
-        <w:rPr>
-          <w:b/>
-          <w:bCs/>
-        </w:rPr>
-        <w:t xml:space="preserve">any surprises</w:t>
-      </w:r>
-      <w:r>
-        <w:t xml:space="preserve"> </w:t>
-      </w:r>
-      <w:r>
-        <w:t xml:space="preserve">— a predictor you expected to matter that shows almost nothing, a sign pointing the</w:t>
-      </w:r>
-      <w:r>
-        <w:t xml:space="preserve"> </w:t>
-      </w:r>
-      <w:r>
-        <w:t xml:space="preserve">“wrong”</w:t>
-      </w:r>
-      <w:r>
-        <w:t xml:space="preserve"> </w:t>
-      </w:r>
-      <w:r>
-        <w:t xml:space="preserve">way, an association that one outlier appears to own;</w:t>
-      </w:r>
-    </w:p>
-    <w:p>
-      <w:pPr>
-        <w:pStyle w:val="Compact"/>
-        <w:numPr>
-          <w:ilvl w:val="1"/>
-          <w:numId w:val="1006"/>
-        </w:numPr>
-      </w:pPr>
-      <w:r>
-        <w:t xml:space="preserve">which predictors now look worth carrying into your Checkpoint 3 regression, and whether any look weak enough to reconsider.</w:t>
-      </w:r>
-    </w:p>
-    <w:p>
-      <w:pPr>
-        <w:pStyle w:val="FirstParagraph"/>
-      </w:pPr>
-      <w:r>
-        <w:t xml:space="preserve">If something here looks broken — every correlation is essentially zero, your outcome barely varies, a predictor turns out to be categorical when you thought it was numeric —</w:t>
-      </w:r>
-      <w:r>
-        <w:t xml:space="preserve"> </w:t>
-      </w:r>
-      <w:r>
-        <w:rPr>
-          <w:b/>
-          <w:bCs/>
-        </w:rPr>
-        <w:t xml:space="preserve">say so in your paragraph</w:t>
-      </w:r>
-      <w:r>
-        <w:t xml:space="preserve"> </w:t>
-      </w:r>
-      <w:r>
-        <w:t xml:space="preserve">and come talk to me. Finding that</w:t>
-      </w:r>
-      <w:r>
-        <w:t xml:space="preserve"> </w:t>
-      </w:r>
-      <w:r>
-        <w:rPr>
-          <w:i/>
-          <w:iCs/>
-        </w:rPr>
-        <w:t xml:space="preserve">now</w:t>
-      </w:r>
-      <w:r>
-        <w:t xml:space="preserve">, two checkpoints before the final write-up, is this assignment working exactly as designed.</w:t>
+        <w:t xml:space="preserve">Coming next:</w:t>
+      </w:r>
+      <w:r>
+        <w:t xml:space="preserve"> </w:t>
+      </w:r>
+      <w:r>
+        <w:t xml:space="preserve">Checkpoint 2 is due the Sunday after the midterm (October 18). It puts correlations on your own variables, the way Parts 1 and 2 did for Chicago, and it has you install</w:t>
+      </w:r>
+      <w:r>
+        <w:t xml:space="preserve"> </w:t>
+      </w:r>
+      <w:r>
+        <w:rPr>
+          <w:rStyle w:val="VerbatimChar"/>
+        </w:rPr>
+        <w:t xml:space="preserve">brms</w:t>
+      </w:r>
+      <w:r>
+        <w:t xml:space="preserve"> </w:t>
+      </w:r>
+      <w:r>
+        <w:t xml:space="preserve">for Session 10. Instructions are on the</w:t>
+      </w:r>
+      <w:r>
+        <w:t xml:space="preserve"> </w:t>
+      </w:r>
+      <w:hyperlink r:id="rId27">
+        <w:r>
+          <w:rPr>
+            <w:rStyle w:val="Hyperlink"/>
+          </w:rPr>
+          <w:t xml:space="preserve">Session 9 page</w:t>
+        </w:r>
+      </w:hyperlink>
+      <w:r>
+        <w:t xml:space="preserve">.</w:t>
       </w:r>
     </w:p>
     <w:bookmarkEnd w:id="28"/>
@@ -1824,91 +1546,6 @@
     </w:lvl>
     <w:lvl w:ilvl="8">
       <w:start w:val="5"/>
-      <w:numFmt w:val="decimal"/>
-      <w:lvlText w:val="%9."/>
-      <w:lvlJc w:val="left"/>
-      <w:pPr>
-        <w:ind w:left="6480" w:hanging="360"/>
-      </w:pPr>
-    </w:lvl>
-  </w:abstractNum>
-  <w:abstractNum w:abstractNumId="99418">
-    <w:nsid w:val="00A99418"/>
-    <w:multiLevelType w:val="multilevel"/>
-    <w:lvl w:ilvl="0">
-      <w:start w:val="8"/>
-      <w:numFmt w:val="decimal"/>
-      <w:lvlText w:val="%1."/>
-      <w:lvlJc w:val="left"/>
-      <w:pPr>
-        <w:ind w:left="720" w:hanging="360"/>
-      </w:pPr>
-    </w:lvl>
-    <w:lvl w:ilvl="1">
-      <w:start w:val="8"/>
-      <w:numFmt w:val="decimal"/>
-      <w:lvlText w:val="%2."/>
-      <w:lvlJc w:val="left"/>
-      <w:pPr>
-        <w:ind w:left="1440" w:hanging="360"/>
-      </w:pPr>
-    </w:lvl>
-    <w:lvl w:ilvl="2">
-      <w:start w:val="8"/>
-      <w:numFmt w:val="decimal"/>
-      <w:lvlText w:val="%3."/>
-      <w:lvlJc w:val="left"/>
-      <w:pPr>
-        <w:ind w:left="2160" w:hanging="360"/>
-      </w:pPr>
-    </w:lvl>
-    <w:lvl w:ilvl="3">
-      <w:start w:val="8"/>
-      <w:numFmt w:val="decimal"/>
-      <w:lvlText w:val="%4."/>
-      <w:lvlJc w:val="left"/>
-      <w:pPr>
-        <w:ind w:left="2880" w:hanging="360"/>
-      </w:pPr>
-    </w:lvl>
-    <w:lvl w:ilvl="4">
-      <w:start w:val="8"/>
-      <w:numFmt w:val="decimal"/>
-      <w:lvlText w:val="%5."/>
-      <w:lvlJc w:val="left"/>
-      <w:pPr>
-        <w:ind w:left="3600" w:hanging="360"/>
-      </w:pPr>
-    </w:lvl>
-    <w:lvl w:ilvl="5">
-      <w:start w:val="8"/>
-      <w:numFmt w:val="decimal"/>
-      <w:lvlText w:val="%6."/>
-      <w:lvlJc w:val="left"/>
-      <w:pPr>
-        <w:ind w:left="4320" w:hanging="360"/>
-      </w:pPr>
-    </w:lvl>
-    <w:lvl w:ilvl="6">
-      <w:start w:val="8"/>
-      <w:numFmt w:val="decimal"/>
-      <w:lvlText w:val="%7."/>
-      <w:lvlJc w:val="left"/>
-      <w:pPr>
-        <w:ind w:left="5040" w:hanging="360"/>
-      </w:pPr>
-    </w:lvl>
-    <w:lvl w:ilvl="7">
-      <w:start w:val="8"/>
-      <w:numFmt w:val="decimal"/>
-      <w:lvlText w:val="%8."/>
-      <w:lvlJc w:val="left"/>
-      <w:pPr>
-        <w:ind w:left="5760" w:hanging="360"/>
-      </w:pPr>
-    </w:lvl>
-    <w:lvl w:ilvl="8">
-      <w:start w:val="8"/>
       <w:numFmt w:val="decimal"/>
       <w:lvlText w:val="%9."/>
       <w:lvlJc w:val="left"/>
@@ -2084,36 +1721,6 @@
     </w:lvlOverride>
   </w:num>
   <w:num w:numId="1003">
-    <w:abstractNumId w:val="99418"/>
-    <w:lvlOverride w:ilvl="0">
-      <w:startOverride w:val="8"/>
-    </w:lvlOverride>
-    <w:lvlOverride w:ilvl="1">
-      <w:startOverride w:val="8"/>
-    </w:lvlOverride>
-    <w:lvlOverride w:ilvl="2">
-      <w:startOverride w:val="8"/>
-    </w:lvlOverride>
-    <w:lvlOverride w:ilvl="3">
-      <w:startOverride w:val="8"/>
-    </w:lvlOverride>
-    <w:lvlOverride w:ilvl="4">
-      <w:startOverride w:val="8"/>
-    </w:lvlOverride>
-    <w:lvlOverride w:ilvl="5">
-      <w:startOverride w:val="8"/>
-    </w:lvlOverride>
-    <w:lvlOverride w:ilvl="6">
-      <w:startOverride w:val="8"/>
-    </w:lvlOverride>
-    <w:lvlOverride w:ilvl="7">
-      <w:startOverride w:val="8"/>
-    </w:lvlOverride>
-    <w:lvlOverride w:ilvl="8">
-      <w:startOverride w:val="8"/>
-    </w:lvlOverride>
-  </w:num>
-  <w:num w:numId="1004">
     <w:abstractNumId w:val="99411"/>
     <w:lvlOverride w:ilvl="0">
       <w:startOverride w:val="1"/>
@@ -2143,10 +1750,7 @@
       <w:startOverride w:val="1"/>
     </w:lvlOverride>
   </w:num>
-  <w:num w:numId="1005">
-    <w:abstractNumId w:val="991"/>
-  </w:num>
-  <w:num w:numId="1006">
+  <w:num w:numId="1004">
     <w:abstractNumId w:val="991"/>
   </w:num>
 </w:numbering>

--- a/homework/hw-10.docx
+++ b/homework/hw-10.docx
@@ -7,7 +7,7 @@
         <w:pStyle w:val="Title"/>
       </w:pPr>
       <w:r>
-        <w:t xml:space="preserve">Homework 8 · Correlation with the Chicago Areas + Project Checkpoint 1</w:t>
+        <w:t xml:space="preserve">Homework 8 · Correlation with the Chicago Areas</w:t>
       </w:r>
     </w:p>
     <w:p>
@@ -111,23 +111,7 @@
         <w:t xml:space="preserve">area</w:t>
       </w:r>
       <w:r>
-        <w:t xml:space="preserve">, not one person; several questions turn on remembering that. Part 3 uses</w:t>
-      </w:r>
-      <w:r>
-        <w:t xml:space="preserve"> </w:t>
-      </w:r>
-      <w:r>
-        <w:rPr>
-          <w:b/>
-          <w:bCs/>
-        </w:rPr>
-        <w:t xml:space="preserve">your own</w:t>
-      </w:r>
-      <w:r>
-        <w:t xml:space="preserve"> </w:t>
-      </w:r>
-      <w:r>
-        <w:t xml:space="preserve">final-project dataset.</w:t>
+        <w:t xml:space="preserve">, not one person; several questions turn on remembering that.</w:t>
       </w:r>
     </w:p>
     <w:bookmarkStart w:id="21" w:name="setup"/>
@@ -840,13 +824,13 @@
       </w:r>
     </w:p>
     <w:bookmarkEnd w:id="23"/>
-    <w:bookmarkStart w:id="28" w:name="part-3-project-checkpoint-1"/>
+    <w:bookmarkStart w:id="28" w:name="project-checkpoint-1-has-moved"/>
     <w:p>
       <w:pPr>
         <w:pStyle w:val="Heading2"/>
       </w:pPr>
       <w:r>
-        <w:t xml:space="preserve">Part 3: Project Checkpoint 1</w:t>
+        <w:t xml:space="preserve">Project Checkpoint 1 has moved</w:t>
       </w:r>
     </w:p>
     <w:tbl>
@@ -946,10 +930,13 @@
                 <w:b/>
                 <w:bCs/>
               </w:rPr>
-              <w:t xml:space="preserve">This section uses YOUR final-project dataset</w:t>
+              <w:t xml:space="preserve">Project Checkpoint 1 is not part of Homework 8.</w:t>
             </w:r>
             <w:r>
-              <w:t xml:space="preserve">, the one you chose in Homework 7. It is the first of four short checkpoints between now and the end of the semester, each adding one graded step toward the final project, so nothing about the project is a surprise in the last week. Checkpoint 1 is graded on</w:t>
+              <w:t xml:space="preserve"> </w:t>
+            </w:r>
+            <w:r>
+              <w:t xml:space="preserve">It is now due with Checkpoint 2 on</w:t>
             </w:r>
             <w:r>
               <w:t xml:space="preserve"> </w:t>
@@ -959,320 +946,29 @@
                 <w:b/>
                 <w:bCs/>
               </w:rPr>
-              <w:t xml:space="preserve">completion and quality of reasoning</w:t>
+              <w:t xml:space="preserve">Sunday, October 18, by 11:59 pm</w:t>
             </w:r>
             <w:r>
-              <w:t xml:space="preserve">, not polish, and not whether your dataset turns out to be perfect.</w:t>
+              <w:t xml:space="preserve">, the Sunday after the midterm. The instructions for both are on the</w:t>
+            </w:r>
+            <w:r>
+              <w:t xml:space="preserve"> </w:t>
+            </w:r>
+            <w:hyperlink r:id="rId27">
+              <w:r>
+                <w:rPr>
+                  <w:rStyle w:val="Hyperlink"/>
+                </w:rPr>
+                <w:t xml:space="preserve">Session 9 page</w:t>
+              </w:r>
+            </w:hyperlink>
+            <w:r>
+              <w:t xml:space="preserve">. If you already wrote your Checkpoint 1 section, keep it: it goes into that script unchanged.</w:t>
             </w:r>
           </w:p>
         </w:tc>
       </w:tr>
     </w:tbl>
-    <w:p>
-      <w:pPr>
-        <w:pStyle w:val="BodyText"/>
-      </w:pPr>
-      <w:r>
-        <w:t xml:space="preserve">In a clearly marked section at the end of your</w:t>
-      </w:r>
-      <w:r>
-        <w:t xml:space="preserve"> </w:t>
-      </w:r>
-      <w:r>
-        <w:rPr>
-          <w:rStyle w:val="VerbatimChar"/>
-        </w:rPr>
-        <w:t xml:space="preserve">.R</w:t>
-      </w:r>
-      <w:r>
-        <w:t xml:space="preserve"> </w:t>
-      </w:r>
-      <w:r>
-        <w:t xml:space="preserve">script (for example,</w:t>
-      </w:r>
-      <w:r>
-        <w:t xml:space="preserve"> </w:t>
-      </w:r>
-      <w:r>
-        <w:rPr>
-          <w:rStyle w:val="VerbatimChar"/>
-        </w:rPr>
-        <w:t xml:space="preserve"># ---- PROJECT CHECKPOINT 1 ----</w:t>
-      </w:r>
-      <w:r>
-        <w:t xml:space="preserve">):</w:t>
-      </w:r>
-    </w:p>
-    <w:p>
-      <w:pPr>
-        <w:numPr>
-          <w:ilvl w:val="0"/>
-          <w:numId w:val="1003"/>
-        </w:numPr>
-      </w:pPr>
-      <w:r>
-        <w:rPr>
-          <w:b/>
-          <w:bCs/>
-        </w:rPr>
-        <w:t xml:space="preserve">Load your dataset</w:t>
-      </w:r>
-      <w:r>
-        <w:t xml:space="preserve"> </w:t>
-      </w:r>
-      <w:r>
-        <w:t xml:space="preserve">and run</w:t>
-      </w:r>
-      <w:r>
-        <w:t xml:space="preserve"> </w:t>
-      </w:r>
-      <w:r>
-        <w:rPr>
-          <w:b/>
-          <w:bCs/>
-        </w:rPr>
-        <w:t xml:space="preserve">descriptive statistics</w:t>
-      </w:r>
-      <w:r>
-        <w:t xml:space="preserve"> </w:t>
-      </w:r>
-      <w:r>
-        <w:t xml:space="preserve">on your intended</w:t>
-      </w:r>
-      <w:r>
-        <w:t xml:space="preserve"> </w:t>
-      </w:r>
-      <w:r>
-        <w:rPr>
-          <w:b/>
-          <w:bCs/>
-        </w:rPr>
-        <w:t xml:space="preserve">outcome variable</w:t>
-      </w:r>
-      <w:r>
-        <w:t xml:space="preserve"> </w:t>
-      </w:r>
-      <w:r>
-        <w:t xml:space="preserve">and on</w:t>
-      </w:r>
-      <w:r>
-        <w:t xml:space="preserve"> </w:t>
-      </w:r>
-      <w:r>
-        <w:rPr>
-          <w:b/>
-          <w:bCs/>
-        </w:rPr>
-        <w:t xml:space="preserve">2 or 3 candidate predictors</w:t>
-      </w:r>
-      <w:r>
-        <w:t xml:space="preserve">: for numeric variables, at least the mean, median, SD, and range; for categorical variables, counts or proportions per category.</w:t>
-      </w:r>
-    </w:p>
-    <w:p>
-      <w:pPr>
-        <w:numPr>
-          <w:ilvl w:val="0"/>
-          <w:numId w:val="1003"/>
-        </w:numPr>
-      </w:pPr>
-      <w:r>
-        <w:t xml:space="preserve">Make</w:t>
-      </w:r>
-      <w:r>
-        <w:t xml:space="preserve"> </w:t>
-      </w:r>
-      <w:r>
-        <w:rPr>
-          <w:b/>
-          <w:bCs/>
-        </w:rPr>
-        <w:t xml:space="preserve">one plot</w:t>
-      </w:r>
-      <w:r>
-        <w:t xml:space="preserve"> </w:t>
-      </w:r>
-      <w:r>
-        <w:t xml:space="preserve">that shows something about your outcome variable (histogram, boxplot, bar chart: whatever suits its type).</w:t>
-      </w:r>
-    </w:p>
-    <w:p>
-      <w:pPr>
-        <w:numPr>
-          <w:ilvl w:val="0"/>
-          <w:numId w:val="1003"/>
-        </w:numPr>
-      </w:pPr>
-      <w:r>
-        <w:rPr>
-          <w:b/>
-          <w:bCs/>
-        </w:rPr>
-        <w:t xml:space="preserve">Write a paragraph</w:t>
-      </w:r>
-      <w:r>
-        <w:t xml:space="preserve"> </w:t>
-      </w:r>
-      <w:r>
-        <w:t xml:space="preserve">(as a comment block, roughly 5 to 8 sentences) covering:</w:t>
-      </w:r>
-    </w:p>
-    <w:p>
-      <w:pPr>
-        <w:pStyle w:val="Compact"/>
-        <w:numPr>
-          <w:ilvl w:val="1"/>
-          <w:numId w:val="1004"/>
-        </w:numPr>
-      </w:pPr>
-      <w:r>
-        <w:t xml:space="preserve">what your</w:t>
-      </w:r>
-      <w:r>
-        <w:t xml:space="preserve"> </w:t>
-      </w:r>
-      <w:r>
-        <w:rPr>
-          <w:b/>
-          <w:bCs/>
-        </w:rPr>
-        <w:t xml:space="preserve">outcome variable</w:t>
-      </w:r>
-      <w:r>
-        <w:t xml:space="preserve"> </w:t>
-      </w:r>
-      <w:r>
-        <w:t xml:space="preserve">measures, what type of variable it is, and what the descriptives and plot show about its distribution (skew? outliers? mostly zeros?);</w:t>
-      </w:r>
-    </w:p>
-    <w:p>
-      <w:pPr>
-        <w:pStyle w:val="Compact"/>
-        <w:numPr>
-          <w:ilvl w:val="1"/>
-          <w:numId w:val="1004"/>
-        </w:numPr>
-      </w:pPr>
-      <w:r>
-        <w:t xml:space="preserve">your</w:t>
-      </w:r>
-      <w:r>
-        <w:t xml:space="preserve"> </w:t>
-      </w:r>
-      <w:r>
-        <w:rPr>
-          <w:b/>
-          <w:bCs/>
-        </w:rPr>
-        <w:t xml:space="preserve">2 or 3 candidate predictors</w:t>
-      </w:r>
-      <w:r>
-        <w:t xml:space="preserve">, with one sentence each on</w:t>
-      </w:r>
-      <w:r>
-        <w:t xml:space="preserve"> </w:t>
-      </w:r>
-      <w:r>
-        <w:rPr>
-          <w:i/>
-          <w:iCs/>
-        </w:rPr>
-        <w:t xml:space="preserve">why</w:t>
-      </w:r>
-      <w:r>
-        <w:t xml:space="preserve"> </w:t>
-      </w:r>
-      <w:r>
-        <w:t xml:space="preserve">that variable plausibly relates to your outcome.</w:t>
-      </w:r>
-    </w:p>
-    <w:p>
-      <w:pPr>
-        <w:pStyle w:val="FirstParagraph"/>
-      </w:pPr>
-      <w:r>
-        <w:t xml:space="preserve">If Step 1 reveals a problem (the outcome is nearly constant, a key variable is mostly missing, the file won’t load cleanly),</w:t>
-      </w:r>
-      <w:r>
-        <w:t xml:space="preserve"> </w:t>
-      </w:r>
-      <w:r>
-        <w:rPr>
-          <w:b/>
-          <w:bCs/>
-        </w:rPr>
-        <w:t xml:space="preserve">say so in your paragraph</w:t>
-      </w:r>
-      <w:r>
-        <w:t xml:space="preserve"> </w:t>
-      </w:r>
-      <w:r>
-        <w:t xml:space="preserve">and come talk to me. Catching that</w:t>
-      </w:r>
-      <w:r>
-        <w:t xml:space="preserve"> </w:t>
-      </w:r>
-      <w:r>
-        <w:rPr>
-          <w:i/>
-          <w:iCs/>
-        </w:rPr>
-        <w:t xml:space="preserve">now</w:t>
-      </w:r>
-      <w:r>
-        <w:t xml:space="preserve"> </w:t>
-      </w:r>
-      <w:r>
-        <w:t xml:space="preserve">is exactly what this checkpoint is for.</w:t>
-      </w:r>
-    </w:p>
-    <w:p>
-      <w:pPr>
-        <w:pStyle w:val="BodyText"/>
-      </w:pPr>
-      <w:r>
-        <w:rPr>
-          <w:b/>
-          <w:bCs/>
-        </w:rPr>
-        <w:t xml:space="preserve">Coming next:</w:t>
-      </w:r>
-      <w:r>
-        <w:t xml:space="preserve"> </w:t>
-      </w:r>
-      <w:r>
-        <w:t xml:space="preserve">Checkpoint 2 is due the Sunday after the midterm (October 18). It puts correlations on your own variables, the way Parts 1 and 2 did for Chicago, and it has you install</w:t>
-      </w:r>
-      <w:r>
-        <w:t xml:space="preserve"> </w:t>
-      </w:r>
-      <w:r>
-        <w:rPr>
-          <w:rStyle w:val="VerbatimChar"/>
-        </w:rPr>
-        <w:t xml:space="preserve">brms</w:t>
-      </w:r>
-      <w:r>
-        <w:t xml:space="preserve"> </w:t>
-      </w:r>
-      <w:r>
-        <w:t xml:space="preserve">for Session 10. Instructions are on the</w:t>
-      </w:r>
-      <w:r>
-        <w:t xml:space="preserve"> </w:t>
-      </w:r>
-      <w:hyperlink r:id="rId27">
-        <w:r>
-          <w:rPr>
-            <w:rStyle w:val="Hyperlink"/>
-          </w:rPr>
-          <w:t xml:space="preserve">Session 9 page</w:t>
-        </w:r>
-      </w:hyperlink>
-      <w:r>
-        <w:t xml:space="preserve">.</w:t>
-      </w:r>
-    </w:p>
     <w:bookmarkEnd w:id="28"/>
     <w:sectPr>
       <w:footnotePr>
@@ -1552,109 +1248,6 @@
       <w:pPr>
         <w:ind w:left="6480" w:hanging="360"/>
       </w:pPr>
-    </w:lvl>
-  </w:abstractNum>
-  <w:abstractNum w:abstractNumId="991">
-    <w:nsid w:val="0000A991"/>
-    <w:multiLevelType w:val="multilevel"/>
-    <w:lvl w:ilvl="0">
-      <w:numFmt w:val="bullet"/>
-      <w:lvlText w:val=""/>
-      <w:lvlJc w:val="left"/>
-      <w:pPr>
-        <w:ind w:left="720" w:hanging="360"/>
-      </w:pPr>
-      <w:rPr>
-        <w:rFonts w:ascii="Symbol" w:hAnsi="Symbol" w:cs="Symbol" w:hint="default"/>
-      </w:rPr>
-    </w:lvl>
-    <w:lvl w:ilvl="1">
-      <w:numFmt w:val="bullet"/>
-      <w:lvlText w:val="o"/>
-      <w:lvlJc w:val="left"/>
-      <w:pPr>
-        <w:ind w:left="1440" w:hanging="360"/>
-      </w:pPr>
-      <w:rPr>
-        <w:rFonts w:ascii="Courier New" w:hAnsi="Courier New" w:cs="Courier New" w:hint="default"/>
-      </w:rPr>
-    </w:lvl>
-    <w:lvl w:ilvl="2">
-      <w:numFmt w:val="bullet"/>
-      <w:lvlText w:val=""/>
-      <w:lvlJc w:val="left"/>
-      <w:pPr>
-        <w:ind w:left="2160" w:hanging="360"/>
-      </w:pPr>
-      <w:rPr>
-        <w:rFonts w:ascii="Wingdings" w:hAnsi="Wingdings" w:cs="Wingdings" w:hint="default"/>
-      </w:rPr>
-    </w:lvl>
-    <w:lvl w:ilvl="3">
-      <w:numFmt w:val="bullet"/>
-      <w:lvlText w:val=""/>
-      <w:lvlJc w:val="left"/>
-      <w:pPr>
-        <w:ind w:left="2880" w:hanging="360"/>
-      </w:pPr>
-      <w:rPr>
-        <w:rFonts w:ascii="Symbol" w:hAnsi="Symbol" w:cs="Symbol" w:hint="default"/>
-      </w:rPr>
-    </w:lvl>
-    <w:lvl w:ilvl="4">
-      <w:numFmt w:val="bullet"/>
-      <w:lvlText w:val="o"/>
-      <w:lvlJc w:val="left"/>
-      <w:pPr>
-        <w:ind w:left="3600" w:hanging="360"/>
-      </w:pPr>
-      <w:rPr>
-        <w:rFonts w:ascii="Courier New" w:hAnsi="Courier New" w:cs="Courier New" w:hint="default"/>
-      </w:rPr>
-    </w:lvl>
-    <w:lvl w:ilvl="5">
-      <w:numFmt w:val="bullet"/>
-      <w:lvlText w:val=""/>
-      <w:lvlJc w:val="left"/>
-      <w:pPr>
-        <w:ind w:left="4320" w:hanging="360"/>
-      </w:pPr>
-      <w:rPr>
-        <w:rFonts w:ascii="Wingdings" w:hAnsi="Wingdings" w:cs="Wingdings" w:hint="default"/>
-      </w:rPr>
-    </w:lvl>
-    <w:lvl w:ilvl="6">
-      <w:numFmt w:val="bullet"/>
-      <w:lvlText w:val=""/>
-      <w:lvlJc w:val="left"/>
-      <w:pPr>
-        <w:ind w:left="5040" w:hanging="360"/>
-      </w:pPr>
-      <w:rPr>
-        <w:rFonts w:ascii="Symbol" w:hAnsi="Symbol" w:cs="Symbol" w:hint="default"/>
-      </w:rPr>
-    </w:lvl>
-    <w:lvl w:ilvl="7">
-      <w:numFmt w:val="bullet"/>
-      <w:lvlText w:val="o"/>
-      <w:lvlJc w:val="left"/>
-      <w:pPr>
-        <w:ind w:left="5760" w:hanging="360"/>
-      </w:pPr>
-      <w:rPr>
-        <w:rFonts w:ascii="Courier New" w:hAnsi="Courier New" w:cs="Courier New" w:hint="default"/>
-      </w:rPr>
-    </w:lvl>
-    <w:lvl w:ilvl="8">
-      <w:numFmt w:val="bullet"/>
-      <w:lvlText w:val=""/>
-      <w:lvlJc w:val="left"/>
-      <w:pPr>
-        <w:ind w:left="6480" w:hanging="360"/>
-      </w:pPr>
-      <w:rPr>
-        <w:rFonts w:ascii="Wingdings" w:hAnsi="Wingdings" w:cs="Wingdings" w:hint="default"/>
-      </w:rPr>
     </w:lvl>
   </w:abstractNum>
   <w:num w:numId="1000">
@@ -1719,39 +1312,6 @@
     <w:lvlOverride w:ilvl="8">
       <w:startOverride w:val="5"/>
     </w:lvlOverride>
-  </w:num>
-  <w:num w:numId="1003">
-    <w:abstractNumId w:val="99411"/>
-    <w:lvlOverride w:ilvl="0">
-      <w:startOverride w:val="1"/>
-    </w:lvlOverride>
-    <w:lvlOverride w:ilvl="1">
-      <w:startOverride w:val="1"/>
-    </w:lvlOverride>
-    <w:lvlOverride w:ilvl="2">
-      <w:startOverride w:val="1"/>
-    </w:lvlOverride>
-    <w:lvlOverride w:ilvl="3">
-      <w:startOverride w:val="1"/>
-    </w:lvlOverride>
-    <w:lvlOverride w:ilvl="4">
-      <w:startOverride w:val="1"/>
-    </w:lvlOverride>
-    <w:lvlOverride w:ilvl="5">
-      <w:startOverride w:val="1"/>
-    </w:lvlOverride>
-    <w:lvlOverride w:ilvl="6">
-      <w:startOverride w:val="1"/>
-    </w:lvlOverride>
-    <w:lvlOverride w:ilvl="7">
-      <w:startOverride w:val="1"/>
-    </w:lvlOverride>
-    <w:lvlOverride w:ilvl="8">
-      <w:startOverride w:val="1"/>
-    </w:lvlOverride>
-  </w:num>
-  <w:num w:numId="1004">
-    <w:abstractNumId w:val="991"/>
   </w:num>
 </w:numbering>
 </file>

--- a/homework/hw-10.docx
+++ b/homework/hw-10.docx
@@ -7,7 +7,7 @@
         <w:pStyle w:val="Title"/>
       </w:pPr>
       <w:r>
-        <w:t xml:space="preserve">Homework 8 · Correlation with the Chicago Areas</w:t>
+        <w:t xml:space="preserve">Homework 10 · Correlation with the Chicago Areas + Project Checkpoint 2</w:t>
       </w:r>
     </w:p>
     <w:p>
@@ -15,7 +15,7 @@
         <w:pStyle w:val="Subtitle"/>
       </w:pPr>
       <w:r>
-        <w:t xml:space="preserve">CRJU 705 · due by 11:59 pm Sunday, October 11 (ahead of Session 9, the midterm)</w:t>
+        <w:t xml:space="preserve">CRJU 705 · due by 11:59 pm Sunday ahead of Session 11</w:t>
       </w:r>
     </w:p>
     <w:p>
@@ -87,7 +87,7 @@
         <w:pStyle w:val="BodyText"/>
       </w:pPr>
       <w:r>
-        <w:t xml:space="preserve">Parts 1 and 2 use the community-area level of the Chicago anchor dataset (</w:t>
+        <w:t xml:space="preserve">Parts 1–3 use the community-area level of the Chicago anchor dataset (</w:t>
       </w:r>
       <w:hyperlink r:id="rId20">
         <w:r>
@@ -98,7 +98,7 @@
         </w:r>
       </w:hyperlink>
       <w:r>
-        <w:t xml:space="preserve">): 77 community areas with 2025 crime rates and Census measures. One row = one</w:t>
+        <w:t xml:space="preserve">) — 77 community areas with 2025 crime rates and Census-based structural measures. One row = one</w:t>
       </w:r>
       <w:r>
         <w:t xml:space="preserve"> </w:t>
@@ -138,6 +138,21 @@
           <w:rStyle w:val="NormalTok"/>
         </w:rPr>
         <w:t xml:space="preserve">(tidyverse)</w:t>
+      </w:r>
+      <w:r>
+        <w:br/>
+      </w:r>
+      <w:r>
+        <w:rPr>
+          <w:rStyle w:val="FunctionTok"/>
+        </w:rPr>
+        <w:t xml:space="preserve">library</w:t>
+      </w:r>
+      <w:r>
+        <w:rPr>
+          <w:rStyle w:val="NormalTok"/>
+        </w:rPr>
+        <w:t xml:space="preserve">(correlation)</w:t>
       </w:r>
       <w:r>
         <w:br/>
@@ -295,7 +310,7 @@
         <w:t xml:space="preserve"> </w:t>
       </w:r>
       <w:r>
-        <w:t xml:space="preserve">describe the shape: direction, roughly a straight line or not, and any outliers that could be driving things (the Anscombe lesson).</w:t>
+        <w:t xml:space="preserve">describe the shape — direction, roughly linear or not, any outliers that could be driving things (today’s Anscombe lesson).</w:t>
       </w:r>
     </w:p>
     <w:p>
@@ -350,7 +365,7 @@
         <w:t xml:space="preserve"> </w:t>
       </w:r>
       <w:r>
-        <w:t xml:space="preserve">interpret it in one sentence using the direction-and-strength language from lecture (for example,</w:t>
+        <w:t xml:space="preserve">interpret it in one sentence using the direction-and-strength language from lecture (e.g.,</w:t>
       </w:r>
       <w:r>
         <w:t xml:space="preserve"> </w:t>
@@ -370,7 +385,7 @@
         </w:numPr>
       </w:pPr>
       <w:r>
-        <w:t xml:space="preserve">Now the same two steps (scatterplot, then</w:t>
+        <w:t xml:space="preserve">Now the same two steps — scatterplot, then</w:t>
       </w:r>
       <w:r>
         <w:t xml:space="preserve"> </w:t>
@@ -382,7 +397,10 @@
         <w:t xml:space="preserve">cor()</w:t>
       </w:r>
       <w:r>
-        <w:t xml:space="preserve">) for</w:t>
+        <w:t xml:space="preserve"> </w:t>
+      </w:r>
+      <w:r>
+        <w:t xml:space="preserve">— for</w:t>
       </w:r>
       <w:r>
         <w:t xml:space="preserve"> </w:t>
@@ -440,7 +458,7 @@
           <w:b/>
           <w:bCs/>
         </w:rPr>
-        <w:t xml:space="preserve">In a comment (2 to 3 sentences):</w:t>
+        <w:t xml:space="preserve">In a comment (2–3 sentences):</w:t>
       </w:r>
       <w:r>
         <w:t xml:space="preserve"> </w:t>
@@ -478,7 +496,7 @@
         <w:t xml:space="preserve"> </w:t>
       </w:r>
       <w:r>
-        <w:t xml:space="preserve">rule out, and say what, in your Q3 plot, lets you go beyond the number alone.</w:t>
+        <w:t xml:space="preserve">rule out — and say what, in your Q3 plot, lets you go beyond the number alone.</w:t>
       </w:r>
       <w:r>
         <w:t xml:space="preserve"> </w:t>
@@ -488,17 +506,17 @@
           <w:i/>
           <w:iCs/>
         </w:rPr>
-        <w:t xml:space="preserve">(Hint: what shape of relationship did the lecture show hiding behind an r near 0?)</w:t>
+        <w:t xml:space="preserve">(Hint: what shape of relationship did the lecture show hiding behind r ≈ 0?)</w:t>
       </w:r>
     </w:p>
     <w:bookmarkEnd w:id="22"/>
-    <w:bookmarkStart w:id="23" w:name="part-2-testing-r"/>
+    <w:bookmarkStart w:id="23" w:name="part-2-frequentist-inference-on-r"/>
     <w:p>
       <w:pPr>
         <w:pStyle w:val="Heading2"/>
       </w:pPr>
       <w:r>
-        <w:t xml:space="preserve">Part 2: Testing r</w:t>
+        <w:t xml:space="preserve">Part 2: Frequentist Inference on r</w:t>
       </w:r>
     </w:p>
     <w:p>
@@ -537,7 +555,7 @@
         <w:t xml:space="preserve"> </w:t>
       </w:r>
       <w:r>
-        <w:t xml:space="preserve">report the result in one lecture-style sentence (r, the 95% confidence interval, and the p-value) and state what the null hypothesis was.</w:t>
+        <w:t xml:space="preserve">report the result in one lecture-style sentence — r, degrees of freedom, p-value, and the 95% CI — and state what the null hypothesis was.</w:t>
       </w:r>
     </w:p>
     <w:p>
@@ -548,7 +566,22 @@
         </w:numPr>
       </w:pPr>
       <w:r>
-        <w:t xml:space="preserve">Several pairs at once:</w:t>
+        <w:t xml:space="preserve">Run the matrix version with the</w:t>
+      </w:r>
+      <w:r>
+        <w:t xml:space="preserve"> </w:t>
+      </w:r>
+      <w:r>
+        <w:rPr>
+          <w:rStyle w:val="VerbatimChar"/>
+        </w:rPr>
+        <w:t xml:space="preserve">correlation</w:t>
+      </w:r>
+      <w:r>
+        <w:t xml:space="preserve"> </w:t>
+      </w:r>
+      <w:r>
+        <w:t xml:space="preserve">package:</w:t>
       </w:r>
     </w:p>
     <w:p>
@@ -611,52 +644,13 @@
         <w:rPr>
           <w:rStyle w:val="FunctionTok"/>
         </w:rPr>
-        <w:t xml:space="preserve">cor</w:t>
+        <w:t xml:space="preserve">correlation</w:t>
       </w:r>
       <w:r>
         <w:rPr>
           <w:rStyle w:val="NormalTok"/>
         </w:rPr>
-        <w:t xml:space="preserve">() </w:t>
-      </w:r>
-      <w:r>
-        <w:rPr>
-          <w:rStyle w:val="SpecialCharTok"/>
-        </w:rPr>
-        <w:t xml:space="preserve">|&gt;</w:t>
-      </w:r>
-      <w:r>
-        <w:br/>
-      </w:r>
-      <w:r>
-        <w:rPr>
-          <w:rStyle w:val="NormalTok"/>
-        </w:rPr>
-        <w:t xml:space="preserve">  </w:t>
-      </w:r>
-      <w:r>
-        <w:rPr>
-          <w:rStyle w:val="FunctionTok"/>
-        </w:rPr>
-        <w:t xml:space="preserve">round</w:t>
-      </w:r>
-      <w:r>
-        <w:rPr>
-          <w:rStyle w:val="NormalTok"/>
-        </w:rPr>
-        <w:t xml:space="preserve">(</w:t>
-      </w:r>
-      <w:r>
-        <w:rPr>
-          <w:rStyle w:val="DecValTok"/>
-        </w:rPr>
-        <w:t xml:space="preserve">2</w:t>
-      </w:r>
-      <w:r>
-        <w:rPr>
-          <w:rStyle w:val="NormalTok"/>
-        </w:rPr>
-        <w:t xml:space="preserve">)</w:t>
+        <w:t xml:space="preserve">()</w:t>
       </w:r>
     </w:p>
     <w:p>
@@ -705,7 +699,7 @@
         <w:t xml:space="preserve">violent_rate</w:t>
       </w:r>
       <w:r>
-        <w:t xml:space="preserve">, and which the weakest? Give each r and its direction.</w:t>
+        <w:t xml:space="preserve">, and which the weakest? Why are these p-values Holm-adjusted — what Session 8 problem is that protecting you from?</w:t>
       </w:r>
     </w:p>
     <w:p>
@@ -720,7 +714,7 @@
           <w:b/>
           <w:bCs/>
         </w:rPr>
-        <w:t xml:space="preserve">In a comment (2 to 3 sentences):</w:t>
+        <w:t xml:space="preserve">In a comment (2–3 sentences):</w:t>
       </w:r>
       <w:r>
         <w:t xml:space="preserve"> </w:t>
@@ -772,15 +766,25 @@
         <w:t xml:space="preserve">Name the mistake, explain why these data cannot support that sentence, and write a corrected sentence that stays at the level the data actually measure.</w:t>
       </w:r>
     </w:p>
+    <w:bookmarkEnd w:id="23"/>
+    <w:bookmarkStart w:id="24" w:name="part-3-bayesian-correlation"/>
+    <w:p>
+      <w:pPr>
+        <w:pStyle w:val="Heading2"/>
+      </w:pPr>
+      <w:r>
+        <w:t xml:space="preserve">Part 3: Bayesian Correlation</w:t>
+      </w:r>
+    </w:p>
     <w:p>
       <w:pPr>
         <w:numPr>
           <w:ilvl w:val="0"/>
-          <w:numId w:val="1002"/>
+          <w:numId w:val="1003"/>
         </w:numPr>
       </w:pPr>
       <w:r>
-        <w:t xml:space="preserve">Run</w:t>
+        <w:t xml:space="preserve">Run the Bayesian version on</w:t>
       </w:r>
       <w:r>
         <w:t xml:space="preserve"> </w:t>
@@ -789,14 +793,160 @@
         <w:rPr>
           <w:rStyle w:val="VerbatimChar"/>
         </w:rPr>
-        <w:t xml:space="preserve">cor.test(areas$median_age, areas$violent_rate)</w:t>
-      </w:r>
-      <w:r>
-        <w:t xml:space="preserve">.</w:t>
-      </w:r>
-      <w:r>
-        <w:t xml:space="preserve"> </w:t>
-      </w:r>
+        <w:t xml:space="preserve">violent_rate</w:t>
+      </w:r>
+      <w:r>
+        <w:t xml:space="preserve"> </w:t>
+      </w:r>
+      <w:r>
+        <w:t xml:space="preserve">and</w:t>
+      </w:r>
+      <w:r>
+        <w:t xml:space="preserve"> </w:t>
+      </w:r>
+      <w:r>
+        <w:rPr>
+          <w:rStyle w:val="VerbatimChar"/>
+        </w:rPr>
+        <w:t xml:space="preserve">pct_bachelors</w:t>
+      </w:r>
+      <w:r>
+        <w:t xml:space="preserve">, leaving the prior at its default:</w:t>
+      </w:r>
+    </w:p>
+    <w:p>
+      <w:pPr>
+        <w:pStyle w:val="SourceCode"/>
+        <w:numPr>
+          <w:ilvl w:val="0"/>
+          <w:numId w:val="1000"/>
+        </w:numPr>
+      </w:pPr>
+      <w:r>
+        <w:rPr>
+          <w:rStyle w:val="FunctionTok"/>
+        </w:rPr>
+        <w:t xml:space="preserve">set.seed</w:t>
+      </w:r>
+      <w:r>
+        <w:rPr>
+          <w:rStyle w:val="NormalTok"/>
+        </w:rPr>
+        <w:t xml:space="preserve">(</w:t>
+      </w:r>
+      <w:r>
+        <w:rPr>
+          <w:rStyle w:val="DecValTok"/>
+        </w:rPr>
+        <w:t xml:space="preserve">705</w:t>
+      </w:r>
+      <w:r>
+        <w:rPr>
+          <w:rStyle w:val="NormalTok"/>
+        </w:rPr>
+        <w:t xml:space="preserve">)   </w:t>
+      </w:r>
+      <w:r>
+        <w:rPr>
+          <w:rStyle w:val="CommentTok"/>
+        </w:rPr>
+        <w:t xml:space="preserve"># the Bayesian version samples from the posterior</w:t>
+      </w:r>
+      <w:r>
+        <w:br/>
+      </w:r>
+      <w:r>
+        <w:rPr>
+          <w:rStyle w:val="NormalTok"/>
+        </w:rPr>
+        <w:t xml:space="preserve">areas </w:t>
+      </w:r>
+      <w:r>
+        <w:rPr>
+          <w:rStyle w:val="SpecialCharTok"/>
+        </w:rPr>
+        <w:t xml:space="preserve">|&gt;</w:t>
+      </w:r>
+      <w:r>
+        <w:br/>
+      </w:r>
+      <w:r>
+        <w:rPr>
+          <w:rStyle w:val="NormalTok"/>
+        </w:rPr>
+        <w:t xml:space="preserve">  </w:t>
+      </w:r>
+      <w:r>
+        <w:rPr>
+          <w:rStyle w:val="FunctionTok"/>
+        </w:rPr>
+        <w:t xml:space="preserve">select</w:t>
+      </w:r>
+      <w:r>
+        <w:rPr>
+          <w:rStyle w:val="NormalTok"/>
+        </w:rPr>
+        <w:t xml:space="preserve">(violent_rate, pct_bachelors) </w:t>
+      </w:r>
+      <w:r>
+        <w:rPr>
+          <w:rStyle w:val="SpecialCharTok"/>
+        </w:rPr>
+        <w:t xml:space="preserve">|&gt;</w:t>
+      </w:r>
+      <w:r>
+        <w:br/>
+      </w:r>
+      <w:r>
+        <w:rPr>
+          <w:rStyle w:val="NormalTok"/>
+        </w:rPr>
+        <w:t xml:space="preserve">  </w:t>
+      </w:r>
+      <w:r>
+        <w:rPr>
+          <w:rStyle w:val="FunctionTok"/>
+        </w:rPr>
+        <w:t xml:space="preserve">correlation</w:t>
+      </w:r>
+      <w:r>
+        <w:rPr>
+          <w:rStyle w:val="NormalTok"/>
+        </w:rPr>
+        <w:t xml:space="preserve">(</w:t>
+      </w:r>
+      <w:r>
+        <w:rPr>
+          <w:rStyle w:val="AttributeTok"/>
+        </w:rPr>
+        <w:t xml:space="preserve">bayesian =</w:t>
+      </w:r>
+      <w:r>
+        <w:rPr>
+          <w:rStyle w:val="NormalTok"/>
+        </w:rPr>
+        <w:t xml:space="preserve"> </w:t>
+      </w:r>
+      <w:r>
+        <w:rPr>
+          <w:rStyle w:val="ConstantTok"/>
+        </w:rPr>
+        <w:t xml:space="preserve">TRUE</w:t>
+      </w:r>
+      <w:r>
+        <w:rPr>
+          <w:rStyle w:val="NormalTok"/>
+        </w:rPr>
+        <w:t xml:space="preserve">)</w:t>
+      </w:r>
+    </w:p>
+    <w:p>
+      <w:pPr>
+        <w:numPr>
+          <w:ilvl w:val="0"/>
+          <w:numId w:val="1000"/>
+        </w:numPr>
+      </w:pPr>
       <w:r>
         <w:rPr>
           <w:b/>
@@ -808,35 +958,128 @@
         <w:t xml:space="preserve"> </w:t>
       </w:r>
       <w:r>
-        <w:t xml:space="preserve">report the confidence interval. Where is zero, inside or outside? Reject or fail to reject? Then write the honest one-sentence conclusion, and say why</w:t>
-      </w:r>
-      <w:r>
-        <w:t xml:space="preserve"> </w:t>
-      </w:r>
-      <w:r>
-        <w:t xml:space="preserve">“median age has no relationship with violence”</w:t>
-      </w:r>
-      <w:r>
-        <w:t xml:space="preserve"> </w:t>
-      </w:r>
-      <w:r>
-        <w:t xml:space="preserve">goes further than these data allow.</w:t>
-      </w:r>
-    </w:p>
-    <w:bookmarkEnd w:id="23"/>
-    <w:bookmarkStart w:id="28" w:name="project-checkpoint-1-has-moved"/>
+        <w:t xml:space="preserve">report rho, the 95% credible interval, pd, and the Bayes factor — then one sentence saying what the evidence shows, including direction and strength.</w:t>
+      </w:r>
+    </w:p>
+    <w:p>
+      <w:pPr>
+        <w:numPr>
+          <w:ilvl w:val="0"/>
+          <w:numId w:val="1003"/>
+        </w:numPr>
+      </w:pPr>
+      <w:r>
+        <w:t xml:space="preserve">Rerun Q8 with</w:t>
+      </w:r>
+      <w:r>
+        <w:t xml:space="preserve"> </w:t>
+      </w:r>
+      <w:r>
+        <w:rPr>
+          <w:rStyle w:val="VerbatimChar"/>
+        </w:rPr>
+        <w:t xml:space="preserve">bayesian_prior = "wide"</w:t>
+      </w:r>
+      <w:r>
+        <w:t xml:space="preserve">.</w:t>
+      </w:r>
+      <w:r>
+        <w:t xml:space="preserve"> </w:t>
+      </w:r>
+      <w:r>
+        <w:rPr>
+          <w:b/>
+          <w:bCs/>
+        </w:rPr>
+        <w:t xml:space="preserve">In a comment:</w:t>
+      </w:r>
+      <w:r>
+        <w:t xml:space="preserve"> </w:t>
+      </w:r>
+      <w:r>
+        <w:t xml:space="preserve">what changed, how much, and</w:t>
+      </w:r>
+      <w:r>
+        <w:t xml:space="preserve"> </w:t>
+      </w:r>
+      <w:r>
+        <w:rPr>
+          <w:i/>
+          <w:iCs/>
+        </w:rPr>
+        <w:t xml:space="preserve">why so little</w:t>
+      </w:r>
+      <w:r>
+        <w:t xml:space="preserve">? (What about this dataset lets the data overpower the prior choice?)</w:t>
+      </w:r>
+    </w:p>
+    <w:p>
+      <w:pPr>
+        <w:numPr>
+          <w:ilvl w:val="0"/>
+          <w:numId w:val="1003"/>
+        </w:numPr>
+      </w:pPr>
+      <w:r>
+        <w:rPr>
+          <w:b/>
+          <w:bCs/>
+        </w:rPr>
+        <w:t xml:space="preserve">In a comment (2–3 sentences):</w:t>
+      </w:r>
+      <w:r>
+        <w:t xml:space="preserve"> </w:t>
+      </w:r>
+      <w:r>
+        <w:t xml:space="preserve">state one thing the 95%</w:t>
+      </w:r>
+      <w:r>
+        <w:t xml:space="preserve"> </w:t>
+      </w:r>
+      <w:r>
+        <w:rPr>
+          <w:b/>
+          <w:bCs/>
+        </w:rPr>
+        <w:t xml:space="preserve">credible</w:t>
+      </w:r>
+      <w:r>
+        <w:t xml:space="preserve"> </w:t>
+      </w:r>
+      <w:r>
+        <w:t xml:space="preserve">interval from Q8 lets you say that a 95%</w:t>
+      </w:r>
+      <w:r>
+        <w:t xml:space="preserve"> </w:t>
+      </w:r>
+      <w:r>
+        <w:rPr>
+          <w:b/>
+          <w:bCs/>
+        </w:rPr>
+        <w:t xml:space="preserve">confidence</w:t>
+      </w:r>
+      <w:r>
+        <w:t xml:space="preserve"> </w:t>
+      </w:r>
+      <w:r>
+        <w:t xml:space="preserve">interval never could. (Session 5 taught you the careful long-run reading; contrast it directly.)</w:t>
+      </w:r>
+    </w:p>
+    <w:bookmarkEnd w:id="24"/>
+    <w:bookmarkStart w:id="28" w:name="part-4-project-checkpoint-2"/>
     <w:p>
       <w:pPr>
         <w:pStyle w:val="Heading2"/>
       </w:pPr>
       <w:r>
-        <w:t xml:space="preserve">Project Checkpoint 1 has moved</w:t>
+        <w:t xml:space="preserve">Part 4: Project Checkpoint 2</w:t>
       </w:r>
     </w:p>
     <w:tbl>
       <w:tblPr>
         <w:tblStyle w:val="Table"/>
-        <w:tblLook w:firstRow="0" w:lastRow="0" w:firstColumn="0" w:lastColumn="0" w:noHBand="0" w:noVBand="0" w:val="0000"/>
+        <w:tblInd w:w="164" w:type="dxa"/>
         <w:tblBorders>
           <w:left w:val="single" w:sz="24" w:space="0" w:color="CC1914"/>
         </w:tblBorders>
@@ -844,8 +1087,11 @@
           <w:left w:w="0" w:type="dxa"/>
           <w:right w:w="0" w:type="dxa"/>
         </w:tblCellMar>
-        <w:tblInd w:w="164" w:type="dxa"/>
+        <w:tblLook w:firstRow="0" w:lastRow="0" w:firstColumn="0" w:lastColumn="0" w:noHBand="0" w:noVBand="0" w:val="0000"/>
       </w:tblPr>
+      <w:tblGrid>
+        <w:gridCol w:w="7920"/>
+      </w:tblGrid>
       <w:tr>
         <w:trPr>
           <w:cantSplit/>
@@ -870,18 +1116,18 @@
                 <wp:inline>
                   <wp:extent cx="152400" cy="152400"/>
                   <wp:effectExtent b="0" l="0" r="0" t="0"/>
-                  <wp:docPr descr="" title="" id="25" name="Picture"/>
+                  <wp:docPr descr="" title="" id="26" name="Picture"/>
                   <a:graphic>
                     <a:graphicData uri="http://schemas.openxmlformats.org/drawingml/2006/picture">
                       <pic:pic>
                         <pic:nvPicPr>
-                          <pic:cNvPr descr="/Applications/RStudio.app/Contents/Resources/app/quarto/share/formats/docx/important.png" id="26" name="Picture"/>
+                          <pic:cNvPr descr="/Users/mourtgosstudio/opt/share/formats/docx/important.png" id="27" name="Picture"/>
                           <pic:cNvPicPr>
                             <a:picLocks noChangeArrowheads="1" noChangeAspect="1"/>
                           </pic:cNvPicPr>
                         </pic:nvPicPr>
                         <pic:blipFill>
-                          <a:blip r:embed="rId24"/>
+                          <a:blip r:embed="rId25"/>
                           <a:stretch>
                             <a:fillRect/>
                           </a:stretch>
@@ -930,13 +1176,29 @@
                 <w:b/>
                 <w:bCs/>
               </w:rPr>
-              <w:t xml:space="preserve">Project Checkpoint 1 is not part of Homework 8.</w:t>
+              <w:t xml:space="preserve">This section uses YOUR final-project dataset</w:t>
             </w:r>
             <w:r>
               <w:t xml:space="preserve"> </w:t>
             </w:r>
             <w:r>
-              <w:t xml:space="preserve">It is now due with Checkpoint 2 on</w:t>
+              <w:t xml:space="preserve">— the one you explored in Checkpoint 1 (Homework 8). This is the second of four checkpoints, and it does for your project exactly what Parts 1–3 did for Chicago: put numbers on the relationships you</w:t>
+            </w:r>
+            <w:r>
+              <w:t xml:space="preserve"> </w:t>
+            </w:r>
+            <w:r>
+              <w:rPr>
+                <w:i/>
+                <w:iCs/>
+              </w:rPr>
+              <w:t xml:space="preserve">think</w:t>
+            </w:r>
+            <w:r>
+              <w:t xml:space="preserve"> </w:t>
+            </w:r>
+            <w:r>
+              <w:t xml:space="preserve">are there. What you find here feeds directly into</w:t>
             </w:r>
             <w:r>
               <w:t xml:space="preserve"> </w:t>
@@ -946,29 +1208,349 @@
                 <w:b/>
                 <w:bCs/>
               </w:rPr>
-              <w:t xml:space="preserve">Sunday, October 18, by 11:59 pm</w:t>
+              <w:t xml:space="preserve">Checkpoint 3</w:t>
             </w:r>
             <w:r>
-              <w:t xml:space="preserve">, the Sunday after the midterm. The instructions for both are on the</w:t>
+              <w:t xml:space="preserve">, where you’ll run the regression these associations point toward. As before, Checkpoint 2 is graded on</w:t>
             </w:r>
             <w:r>
               <w:t xml:space="preserve"> </w:t>
             </w:r>
-            <w:hyperlink r:id="rId27">
-              <w:r>
-                <w:rPr>
-                  <w:rStyle w:val="Hyperlink"/>
-                </w:rPr>
-                <w:t xml:space="preserve">Session 9 page</w:t>
-              </w:r>
-            </w:hyperlink>
             <w:r>
-              <w:t xml:space="preserve">. If you already wrote your Checkpoint 1 section, keep it: it goes into that script unchanged.</w:t>
+              <w:rPr>
+                <w:b/>
+                <w:bCs/>
+              </w:rPr>
+              <w:t xml:space="preserve">completion and quality of reasoning</w:t>
+            </w:r>
+            <w:r>
+              <w:t xml:space="preserve"> </w:t>
+            </w:r>
+            <w:r>
+              <w:t xml:space="preserve">— not polish, and not whether your correlations turn out strong.</w:t>
             </w:r>
           </w:p>
         </w:tc>
       </w:tr>
     </w:tbl>
+    <w:p>
+      <w:pPr>
+        <w:pStyle w:val="BodyText"/>
+      </w:pPr>
+      <w:r>
+        <w:t xml:space="preserve">In a clearly marked section at the end of your</w:t>
+      </w:r>
+      <w:r>
+        <w:t xml:space="preserve"> </w:t>
+      </w:r>
+      <w:r>
+        <w:rPr>
+          <w:rStyle w:val="VerbatimChar"/>
+        </w:rPr>
+        <w:t xml:space="preserve">.R</w:t>
+      </w:r>
+      <w:r>
+        <w:t xml:space="preserve"> </w:t>
+      </w:r>
+      <w:r>
+        <w:t xml:space="preserve">script (e.g.,</w:t>
+      </w:r>
+      <w:r>
+        <w:t xml:space="preserve"> </w:t>
+      </w:r>
+      <w:r>
+        <w:rPr>
+          <w:rStyle w:val="VerbatimChar"/>
+        </w:rPr>
+        <w:t xml:space="preserve"># ---- PROJECT CHECKPOINT 2 ----</w:t>
+      </w:r>
+      <w:r>
+        <w:t xml:space="preserve">):</w:t>
+      </w:r>
+    </w:p>
+    <w:p>
+      <w:pPr>
+        <w:numPr>
+          <w:ilvl w:val="0"/>
+          <w:numId w:val="1004"/>
+        </w:numPr>
+      </w:pPr>
+      <w:r>
+        <w:rPr>
+          <w:b/>
+          <w:bCs/>
+        </w:rPr>
+        <w:t xml:space="preserve">Compute and visualize the association between your outcome variable and each of your 2–3 candidate predictors</w:t>
+      </w:r>
+      <w:r>
+        <w:t xml:space="preserve"> </w:t>
+      </w:r>
+      <w:r>
+        <w:t xml:space="preserve">from Checkpoint 1. (Swapping a predictor since Checkpoint 1 is fine — one comment line saying why.)</w:t>
+      </w:r>
+    </w:p>
+    <w:p>
+      <w:pPr>
+        <w:pStyle w:val="Compact"/>
+        <w:numPr>
+          <w:ilvl w:val="1"/>
+          <w:numId w:val="1005"/>
+        </w:numPr>
+      </w:pPr>
+      <w:r>
+        <w:t xml:space="preserve">For each</w:t>
+      </w:r>
+      <w:r>
+        <w:t xml:space="preserve"> </w:t>
+      </w:r>
+      <w:r>
+        <w:rPr>
+          <w:b/>
+          <w:bCs/>
+        </w:rPr>
+        <w:t xml:space="preserve">numeric</w:t>
+      </w:r>
+      <w:r>
+        <w:t xml:space="preserve"> </w:t>
+      </w:r>
+      <w:r>
+        <w:t xml:space="preserve">predictor: a scatterplot against your outcome</w:t>
+      </w:r>
+      <w:r>
+        <w:t xml:space="preserve"> </w:t>
+      </w:r>
+      <w:r>
+        <w:rPr>
+          <w:i/>
+          <w:iCs/>
+        </w:rPr>
+        <w:t xml:space="preserve">plus</w:t>
+      </w:r>
+      <w:r>
+        <w:t xml:space="preserve"> </w:t>
+      </w:r>
+      <w:r>
+        <w:t xml:space="preserve">Pearson’s r — or Spearman’s rho if the plot shows serious skew or outliers, with a comment saying why you switched.</w:t>
+      </w:r>
+    </w:p>
+    <w:p>
+      <w:pPr>
+        <w:pStyle w:val="Compact"/>
+        <w:numPr>
+          <w:ilvl w:val="1"/>
+          <w:numId w:val="1005"/>
+        </w:numPr>
+      </w:pPr>
+      <w:r>
+        <w:t xml:space="preserve">For a</w:t>
+      </w:r>
+      <w:r>
+        <w:t xml:space="preserve"> </w:t>
+      </w:r>
+      <w:r>
+        <w:rPr>
+          <w:b/>
+          <w:bCs/>
+        </w:rPr>
+        <w:t xml:space="preserve">categorical</w:t>
+      </w:r>
+      <w:r>
+        <w:t xml:space="preserve"> </w:t>
+      </w:r>
+      <w:r>
+        <w:t xml:space="preserve">predictor: r doesn’t apply — make a grouped boxplot or a table of group means instead, and say that’s why.</w:t>
+      </w:r>
+    </w:p>
+    <w:p>
+      <w:pPr>
+        <w:numPr>
+          <w:ilvl w:val="0"/>
+          <w:numId w:val="1004"/>
+        </w:numPr>
+      </w:pPr>
+      <w:r>
+        <w:rPr>
+          <w:b/>
+          <w:bCs/>
+        </w:rPr>
+        <w:t xml:space="preserve">Run one full correlation test</w:t>
+      </w:r>
+      <w:r>
+        <w:t xml:space="preserve"> </w:t>
+      </w:r>
+      <w:r>
+        <w:t xml:space="preserve">— frequentist</w:t>
+      </w:r>
+      <w:r>
+        <w:t xml:space="preserve"> </w:t>
+      </w:r>
+      <w:r>
+        <w:rPr>
+          <w:rStyle w:val="VerbatimChar"/>
+        </w:rPr>
+        <w:t xml:space="preserve">cor.test()</w:t>
+      </w:r>
+      <w:r>
+        <w:t xml:space="preserve"> </w:t>
+      </w:r>
+      <w:r>
+        <w:rPr>
+          <w:i/>
+          <w:iCs/>
+        </w:rPr>
+        <w:t xml:space="preserve">or</w:t>
+      </w:r>
+      <w:r>
+        <w:t xml:space="preserve"> </w:t>
+      </w:r>
+      <w:r>
+        <w:t xml:space="preserve">Bayesian</w:t>
+      </w:r>
+      <w:r>
+        <w:t xml:space="preserve"> </w:t>
+      </w:r>
+      <w:r>
+        <w:rPr>
+          <w:rStyle w:val="VerbatimChar"/>
+        </w:rPr>
+        <w:t xml:space="preserve">correlation(bayesian = TRUE)</w:t>
+      </w:r>
+      <w:r>
+        <w:t xml:space="preserve">, your choice — on the predictor that looks most promising, and report it in one lecture-style sentence.</w:t>
+      </w:r>
+    </w:p>
+    <w:p>
+      <w:pPr>
+        <w:numPr>
+          <w:ilvl w:val="0"/>
+          <w:numId w:val="1004"/>
+        </w:numPr>
+      </w:pPr>
+      <w:r>
+        <w:rPr>
+          <w:b/>
+          <w:bCs/>
+        </w:rPr>
+        <w:t xml:space="preserve">Write a paragraph</w:t>
+      </w:r>
+      <w:r>
+        <w:t xml:space="preserve"> </w:t>
+      </w:r>
+      <w:r>
+        <w:t xml:space="preserve">(as a comment block, roughly 5–8 sentences) covering:</w:t>
+      </w:r>
+    </w:p>
+    <w:p>
+      <w:pPr>
+        <w:pStyle w:val="Compact"/>
+        <w:numPr>
+          <w:ilvl w:val="1"/>
+          <w:numId w:val="1006"/>
+        </w:numPr>
+      </w:pPr>
+      <w:r>
+        <w:t xml:space="preserve">what each association looks like — direction, strength, and whether the</w:t>
+      </w:r>
+      <w:r>
+        <w:t xml:space="preserve"> </w:t>
+      </w:r>
+      <w:r>
+        <w:rPr>
+          <w:i/>
+          <w:iCs/>
+        </w:rPr>
+        <w:t xml:space="preserve">shape</w:t>
+      </w:r>
+      <w:r>
+        <w:t xml:space="preserve"> </w:t>
+      </w:r>
+      <w:r>
+        <w:t xml:space="preserve">in the plot makes the coefficient a fair summary (the Anscombe check);</w:t>
+      </w:r>
+    </w:p>
+    <w:p>
+      <w:pPr>
+        <w:pStyle w:val="Compact"/>
+        <w:numPr>
+          <w:ilvl w:val="1"/>
+          <w:numId w:val="1006"/>
+        </w:numPr>
+      </w:pPr>
+      <w:r>
+        <w:rPr>
+          <w:b/>
+          <w:bCs/>
+        </w:rPr>
+        <w:t xml:space="preserve">any surprises</w:t>
+      </w:r>
+      <w:r>
+        <w:t xml:space="preserve"> </w:t>
+      </w:r>
+      <w:r>
+        <w:t xml:space="preserve">— a predictor you expected to matter that shows almost nothing, a sign pointing the</w:t>
+      </w:r>
+      <w:r>
+        <w:t xml:space="preserve"> </w:t>
+      </w:r>
+      <w:r>
+        <w:t xml:space="preserve">“wrong”</w:t>
+      </w:r>
+      <w:r>
+        <w:t xml:space="preserve"> </w:t>
+      </w:r>
+      <w:r>
+        <w:t xml:space="preserve">way, an association that one outlier appears to own;</w:t>
+      </w:r>
+    </w:p>
+    <w:p>
+      <w:pPr>
+        <w:pStyle w:val="Compact"/>
+        <w:numPr>
+          <w:ilvl w:val="1"/>
+          <w:numId w:val="1006"/>
+        </w:numPr>
+      </w:pPr>
+      <w:r>
+        <w:t xml:space="preserve">which predictors now look worth carrying into your Checkpoint 3 regression, and whether any look weak enough to reconsider.</w:t>
+      </w:r>
+    </w:p>
+    <w:p>
+      <w:pPr>
+        <w:pStyle w:val="FirstParagraph"/>
+      </w:pPr>
+      <w:r>
+        <w:t xml:space="preserve">If something here looks broken — every correlation is essentially zero, your outcome barely varies, a predictor turns out to be categorical when you thought it was numeric —</w:t>
+      </w:r>
+      <w:r>
+        <w:t xml:space="preserve"> </w:t>
+      </w:r>
+      <w:r>
+        <w:rPr>
+          <w:b/>
+          <w:bCs/>
+        </w:rPr>
+        <w:t xml:space="preserve">say so in your paragraph</w:t>
+      </w:r>
+      <w:r>
+        <w:t xml:space="preserve"> </w:t>
+      </w:r>
+      <w:r>
+        <w:t xml:space="preserve">and come talk to me. Finding that</w:t>
+      </w:r>
+      <w:r>
+        <w:t xml:space="preserve"> </w:t>
+      </w:r>
+      <w:r>
+        <w:rPr>
+          <w:i/>
+          <w:iCs/>
+        </w:rPr>
+        <w:t xml:space="preserve">now</w:t>
+      </w:r>
+      <w:r>
+        <w:t xml:space="preserve">, two checkpoints before the final write-up, is this assignment working exactly as designed.</w:t>
+      </w:r>
+    </w:p>
     <w:bookmarkEnd w:id="28"/>
     <w:sectPr>
       <w:footnotePr>
@@ -1250,6 +1832,194 @@
       </w:pPr>
     </w:lvl>
   </w:abstractNum>
+  <w:abstractNum w:abstractNumId="99418">
+    <w:nsid w:val="00A99418"/>
+    <w:multiLevelType w:val="multilevel"/>
+    <w:lvl w:ilvl="0">
+      <w:start w:val="8"/>
+      <w:numFmt w:val="decimal"/>
+      <w:lvlText w:val="%1."/>
+      <w:lvlJc w:val="left"/>
+      <w:pPr>
+        <w:ind w:left="720" w:hanging="360"/>
+      </w:pPr>
+    </w:lvl>
+    <w:lvl w:ilvl="1">
+      <w:start w:val="8"/>
+      <w:numFmt w:val="decimal"/>
+      <w:lvlText w:val="%2."/>
+      <w:lvlJc w:val="left"/>
+      <w:pPr>
+        <w:ind w:left="1440" w:hanging="360"/>
+      </w:pPr>
+    </w:lvl>
+    <w:lvl w:ilvl="2">
+      <w:start w:val="8"/>
+      <w:numFmt w:val="decimal"/>
+      <w:lvlText w:val="%3."/>
+      <w:lvlJc w:val="left"/>
+      <w:pPr>
+        <w:ind w:left="2160" w:hanging="360"/>
+      </w:pPr>
+    </w:lvl>
+    <w:lvl w:ilvl="3">
+      <w:start w:val="8"/>
+      <w:numFmt w:val="decimal"/>
+      <w:lvlText w:val="%4."/>
+      <w:lvlJc w:val="left"/>
+      <w:pPr>
+        <w:ind w:left="2880" w:hanging="360"/>
+      </w:pPr>
+    </w:lvl>
+    <w:lvl w:ilvl="4">
+      <w:start w:val="8"/>
+      <w:numFmt w:val="decimal"/>
+      <w:lvlText w:val="%5."/>
+      <w:lvlJc w:val="left"/>
+      <w:pPr>
+        <w:ind w:left="3600" w:hanging="360"/>
+      </w:pPr>
+    </w:lvl>
+    <w:lvl w:ilvl="5">
+      <w:start w:val="8"/>
+      <w:numFmt w:val="decimal"/>
+      <w:lvlText w:val="%6."/>
+      <w:lvlJc w:val="left"/>
+      <w:pPr>
+        <w:ind w:left="4320" w:hanging="360"/>
+      </w:pPr>
+    </w:lvl>
+    <w:lvl w:ilvl="6">
+      <w:start w:val="8"/>
+      <w:numFmt w:val="decimal"/>
+      <w:lvlText w:val="%7."/>
+      <w:lvlJc w:val="left"/>
+      <w:pPr>
+        <w:ind w:left="5040" w:hanging="360"/>
+      </w:pPr>
+    </w:lvl>
+    <w:lvl w:ilvl="7">
+      <w:start w:val="8"/>
+      <w:numFmt w:val="decimal"/>
+      <w:lvlText w:val="%8."/>
+      <w:lvlJc w:val="left"/>
+      <w:pPr>
+        <w:ind w:left="5760" w:hanging="360"/>
+      </w:pPr>
+    </w:lvl>
+    <w:lvl w:ilvl="8">
+      <w:start w:val="8"/>
+      <w:numFmt w:val="decimal"/>
+      <w:lvlText w:val="%9."/>
+      <w:lvlJc w:val="left"/>
+      <w:pPr>
+        <w:ind w:left="6480" w:hanging="360"/>
+      </w:pPr>
+    </w:lvl>
+  </w:abstractNum>
+  <w:abstractNum w:abstractNumId="991">
+    <w:nsid w:val="0000A991"/>
+    <w:multiLevelType w:val="multilevel"/>
+    <w:lvl w:ilvl="0">
+      <w:numFmt w:val="bullet"/>
+      <w:lvlText w:val=""/>
+      <w:lvlJc w:val="left"/>
+      <w:pPr>
+        <w:ind w:left="720" w:hanging="360"/>
+      </w:pPr>
+      <w:rPr>
+        <w:rFonts w:ascii="Symbol" w:hAnsi="Symbol" w:cs="Symbol" w:hint="default"/>
+      </w:rPr>
+    </w:lvl>
+    <w:lvl w:ilvl="1">
+      <w:numFmt w:val="bullet"/>
+      <w:lvlText w:val="o"/>
+      <w:lvlJc w:val="left"/>
+      <w:pPr>
+        <w:ind w:left="1440" w:hanging="360"/>
+      </w:pPr>
+      <w:rPr>
+        <w:rFonts w:ascii="Courier New" w:hAnsi="Courier New" w:cs="Courier New" w:hint="default"/>
+      </w:rPr>
+    </w:lvl>
+    <w:lvl w:ilvl="2">
+      <w:numFmt w:val="bullet"/>
+      <w:lvlText w:val=""/>
+      <w:lvlJc w:val="left"/>
+      <w:pPr>
+        <w:ind w:left="2160" w:hanging="360"/>
+      </w:pPr>
+      <w:rPr>
+        <w:rFonts w:ascii="Wingdings" w:hAnsi="Wingdings" w:cs="Wingdings" w:hint="default"/>
+      </w:rPr>
+    </w:lvl>
+    <w:lvl w:ilvl="3">
+      <w:numFmt w:val="bullet"/>
+      <w:lvlText w:val=""/>
+      <w:lvlJc w:val="left"/>
+      <w:pPr>
+        <w:ind w:left="2880" w:hanging="360"/>
+      </w:pPr>
+      <w:rPr>
+        <w:rFonts w:ascii="Symbol" w:hAnsi="Symbol" w:cs="Symbol" w:hint="default"/>
+      </w:rPr>
+    </w:lvl>
+    <w:lvl w:ilvl="4">
+      <w:numFmt w:val="bullet"/>
+      <w:lvlText w:val="o"/>
+      <w:lvlJc w:val="left"/>
+      <w:pPr>
+        <w:ind w:left="3600" w:hanging="360"/>
+      </w:pPr>
+      <w:rPr>
+        <w:rFonts w:ascii="Courier New" w:hAnsi="Courier New" w:cs="Courier New" w:hint="default"/>
+      </w:rPr>
+    </w:lvl>
+    <w:lvl w:ilvl="5">
+      <w:numFmt w:val="bullet"/>
+      <w:lvlText w:val=""/>
+      <w:lvlJc w:val="left"/>
+      <w:pPr>
+        <w:ind w:left="4320" w:hanging="360"/>
+      </w:pPr>
+      <w:rPr>
+        <w:rFonts w:ascii="Wingdings" w:hAnsi="Wingdings" w:cs="Wingdings" w:hint="default"/>
+      </w:rPr>
+    </w:lvl>
+    <w:lvl w:ilvl="6">
+      <w:numFmt w:val="bullet"/>
+      <w:lvlText w:val=""/>
+      <w:lvlJc w:val="left"/>
+      <w:pPr>
+        <w:ind w:left="5040" w:hanging="360"/>
+      </w:pPr>
+      <w:rPr>
+        <w:rFonts w:ascii="Symbol" w:hAnsi="Symbol" w:cs="Symbol" w:hint="default"/>
+      </w:rPr>
+    </w:lvl>
+    <w:lvl w:ilvl="7">
+      <w:numFmt w:val="bullet"/>
+      <w:lvlText w:val="o"/>
+      <w:lvlJc w:val="left"/>
+      <w:pPr>
+        <w:ind w:left="5760" w:hanging="360"/>
+      </w:pPr>
+      <w:rPr>
+        <w:rFonts w:ascii="Courier New" w:hAnsi="Courier New" w:cs="Courier New" w:hint="default"/>
+      </w:rPr>
+    </w:lvl>
+    <w:lvl w:ilvl="8">
+      <w:numFmt w:val="bullet"/>
+      <w:lvlText w:val=""/>
+      <w:lvlJc w:val="left"/>
+      <w:pPr>
+        <w:ind w:left="6480" w:hanging="360"/>
+      </w:pPr>
+      <w:rPr>
+        <w:rFonts w:ascii="Wingdings" w:hAnsi="Wingdings" w:cs="Wingdings" w:hint="default"/>
+      </w:rPr>
+    </w:lvl>
+  </w:abstractNum>
   <w:num w:numId="1000">
     <w:abstractNumId w:val="990"/>
   </w:num>
@@ -1312,6 +2082,72 @@
     <w:lvlOverride w:ilvl="8">
       <w:startOverride w:val="5"/>
     </w:lvlOverride>
+  </w:num>
+  <w:num w:numId="1003">
+    <w:abstractNumId w:val="99418"/>
+    <w:lvlOverride w:ilvl="0">
+      <w:startOverride w:val="8"/>
+    </w:lvlOverride>
+    <w:lvlOverride w:ilvl="1">
+      <w:startOverride w:val="8"/>
+    </w:lvlOverride>
+    <w:lvlOverride w:ilvl="2">
+      <w:startOverride w:val="8"/>
+    </w:lvlOverride>
+    <w:lvlOverride w:ilvl="3">
+      <w:startOverride w:val="8"/>
+    </w:lvlOverride>
+    <w:lvlOverride w:ilvl="4">
+      <w:startOverride w:val="8"/>
+    </w:lvlOverride>
+    <w:lvlOverride w:ilvl="5">
+      <w:startOverride w:val="8"/>
+    </w:lvlOverride>
+    <w:lvlOverride w:ilvl="6">
+      <w:startOverride w:val="8"/>
+    </w:lvlOverride>
+    <w:lvlOverride w:ilvl="7">
+      <w:startOverride w:val="8"/>
+    </w:lvlOverride>
+    <w:lvlOverride w:ilvl="8">
+      <w:startOverride w:val="8"/>
+    </w:lvlOverride>
+  </w:num>
+  <w:num w:numId="1004">
+    <w:abstractNumId w:val="99411"/>
+    <w:lvlOverride w:ilvl="0">
+      <w:startOverride w:val="1"/>
+    </w:lvlOverride>
+    <w:lvlOverride w:ilvl="1">
+      <w:startOverride w:val="1"/>
+    </w:lvlOverride>
+    <w:lvlOverride w:ilvl="2">
+      <w:startOverride w:val="1"/>
+    </w:lvlOverride>
+    <w:lvlOverride w:ilvl="3">
+      <w:startOverride w:val="1"/>
+    </w:lvlOverride>
+    <w:lvlOverride w:ilvl="4">
+      <w:startOverride w:val="1"/>
+    </w:lvlOverride>
+    <w:lvlOverride w:ilvl="5">
+      <w:startOverride w:val="1"/>
+    </w:lvlOverride>
+    <w:lvlOverride w:ilvl="6">
+      <w:startOverride w:val="1"/>
+    </w:lvlOverride>
+    <w:lvlOverride w:ilvl="7">
+      <w:startOverride w:val="1"/>
+    </w:lvlOverride>
+    <w:lvlOverride w:ilvl="8">
+      <w:startOverride w:val="1"/>
+    </w:lvlOverride>
+  </w:num>
+  <w:num w:numId="1005">
+    <w:abstractNumId w:val="991"/>
+  </w:num>
+  <w:num w:numId="1006">
+    <w:abstractNumId w:val="991"/>
   </w:num>
 </w:numbering>
 </file>

--- a/homework/hw-10.docx
+++ b/homework/hw-10.docx
@@ -7,7 +7,7 @@
         <w:pStyle w:val="Title"/>
       </w:pPr>
       <w:r>
-        <w:t xml:space="preserve">Homework 10 · Correlation with the Chicago Areas + Project Checkpoint 2</w:t>
+        <w:t xml:space="preserve">Homework 8 · Correlation with the Chicago Areas</w:t>
       </w:r>
     </w:p>
     <w:p>
@@ -15,7 +15,7 @@
         <w:pStyle w:val="Subtitle"/>
       </w:pPr>
       <w:r>
-        <w:t xml:space="preserve">CRJU 705 · due by 11:59 pm Sunday ahead of Session 11</w:t>
+        <w:t xml:space="preserve">CRJU 705 · due by 11:59 pm Sunday, October 11 (ahead of Session 9, the midterm)</w:t>
       </w:r>
     </w:p>
     <w:p>
@@ -87,7 +87,7 @@
         <w:pStyle w:val="BodyText"/>
       </w:pPr>
       <w:r>
-        <w:t xml:space="preserve">Parts 1–3 use the community-area level of the Chicago anchor dataset (</w:t>
+        <w:t xml:space="preserve">Parts 1 and 2 use the community-area level of the Chicago anchor dataset (</w:t>
       </w:r>
       <w:hyperlink r:id="rId20">
         <w:r>
@@ -98,7 +98,7 @@
         </w:r>
       </w:hyperlink>
       <w:r>
-        <w:t xml:space="preserve">) — 77 community areas with 2025 crime rates and Census-based structural measures. One row = one</w:t>
+        <w:t xml:space="preserve">): 77 community areas with 2025 crime rates and Census measures. One row = one</w:t>
       </w:r>
       <w:r>
         <w:t xml:space="preserve"> </w:t>
@@ -138,21 +138,6 @@
           <w:rStyle w:val="NormalTok"/>
         </w:rPr>
         <w:t xml:space="preserve">(tidyverse)</w:t>
-      </w:r>
-      <w:r>
-        <w:br/>
-      </w:r>
-      <w:r>
-        <w:rPr>
-          <w:rStyle w:val="FunctionTok"/>
-        </w:rPr>
-        <w:t xml:space="preserve">library</w:t>
-      </w:r>
-      <w:r>
-        <w:rPr>
-          <w:rStyle w:val="NormalTok"/>
-        </w:rPr>
-        <w:t xml:space="preserve">(correlation)</w:t>
       </w:r>
       <w:r>
         <w:br/>
@@ -310,7 +295,7 @@
         <w:t xml:space="preserve"> </w:t>
       </w:r>
       <w:r>
-        <w:t xml:space="preserve">describe the shape — direction, roughly linear or not, any outliers that could be driving things (today’s Anscombe lesson).</w:t>
+        <w:t xml:space="preserve">describe the shape: direction, roughly a straight line or not, and any outliers that could be driving things (the Anscombe lesson).</w:t>
       </w:r>
     </w:p>
     <w:p>
@@ -365,7 +350,7 @@
         <w:t xml:space="preserve"> </w:t>
       </w:r>
       <w:r>
-        <w:t xml:space="preserve">interpret it in one sentence using the direction-and-strength language from lecture (e.g.,</w:t>
+        <w:t xml:space="preserve">interpret it in one sentence using the direction-and-strength language from lecture (for example,</w:t>
       </w:r>
       <w:r>
         <w:t xml:space="preserve"> </w:t>
@@ -385,7 +370,7 @@
         </w:numPr>
       </w:pPr>
       <w:r>
-        <w:t xml:space="preserve">Now the same two steps — scatterplot, then</w:t>
+        <w:t xml:space="preserve">Now the same two steps (scatterplot, then</w:t>
       </w:r>
       <w:r>
         <w:t xml:space="preserve"> </w:t>
@@ -397,10 +382,7 @@
         <w:t xml:space="preserve">cor()</w:t>
       </w:r>
       <w:r>
-        <w:t xml:space="preserve"> </w:t>
-      </w:r>
-      <w:r>
-        <w:t xml:space="preserve">— for</w:t>
+        <w:t xml:space="preserve">) for</w:t>
       </w:r>
       <w:r>
         <w:t xml:space="preserve"> </w:t>
@@ -458,7 +440,7 @@
           <w:b/>
           <w:bCs/>
         </w:rPr>
-        <w:t xml:space="preserve">In a comment (2–3 sentences):</w:t>
+        <w:t xml:space="preserve">In a comment (2 to 3 sentences):</w:t>
       </w:r>
       <w:r>
         <w:t xml:space="preserve"> </w:t>
@@ -496,7 +478,7 @@
         <w:t xml:space="preserve"> </w:t>
       </w:r>
       <w:r>
-        <w:t xml:space="preserve">rule out — and say what, in your Q3 plot, lets you go beyond the number alone.</w:t>
+        <w:t xml:space="preserve">rule out, and say what, in your Q3 plot, lets you go beyond the number alone.</w:t>
       </w:r>
       <w:r>
         <w:t xml:space="preserve"> </w:t>
@@ -506,17 +488,17 @@
           <w:i/>
           <w:iCs/>
         </w:rPr>
-        <w:t xml:space="preserve">(Hint: what shape of relationship did the lecture show hiding behind r ≈ 0?)</w:t>
+        <w:t xml:space="preserve">(Hint: what shape of relationship did the lecture show hiding behind an r near 0?)</w:t>
       </w:r>
     </w:p>
     <w:bookmarkEnd w:id="22"/>
-    <w:bookmarkStart w:id="23" w:name="part-2-frequentist-inference-on-r"/>
+    <w:bookmarkStart w:id="23" w:name="part-2-testing-r"/>
     <w:p>
       <w:pPr>
         <w:pStyle w:val="Heading2"/>
       </w:pPr>
       <w:r>
-        <w:t xml:space="preserve">Part 2: Frequentist Inference on r</w:t>
+        <w:t xml:space="preserve">Part 2: Testing r</w:t>
       </w:r>
     </w:p>
     <w:p>
@@ -555,7 +537,7 @@
         <w:t xml:space="preserve"> </w:t>
       </w:r>
       <w:r>
-        <w:t xml:space="preserve">report the result in one lecture-style sentence — r, degrees of freedom, p-value, and the 95% CI — and state what the null hypothesis was.</w:t>
+        <w:t xml:space="preserve">report the result in one lecture-style sentence (r, the 95% confidence interval, and the p-value) and state what the null hypothesis was.</w:t>
       </w:r>
     </w:p>
     <w:p>
@@ -566,22 +548,7 @@
         </w:numPr>
       </w:pPr>
       <w:r>
-        <w:t xml:space="preserve">Run the matrix version with the</w:t>
-      </w:r>
-      <w:r>
-        <w:t xml:space="preserve"> </w:t>
-      </w:r>
-      <w:r>
-        <w:rPr>
-          <w:rStyle w:val="VerbatimChar"/>
-        </w:rPr>
-        <w:t xml:space="preserve">correlation</w:t>
-      </w:r>
-      <w:r>
-        <w:t xml:space="preserve"> </w:t>
-      </w:r>
-      <w:r>
-        <w:t xml:space="preserve">package:</w:t>
+        <w:t xml:space="preserve">Several pairs at once:</w:t>
       </w:r>
     </w:p>
     <w:p>
@@ -644,13 +611,52 @@
         <w:rPr>
           <w:rStyle w:val="FunctionTok"/>
         </w:rPr>
-        <w:t xml:space="preserve">correlation</w:t>
+        <w:t xml:space="preserve">cor</w:t>
       </w:r>
       <w:r>
         <w:rPr>
           <w:rStyle w:val="NormalTok"/>
         </w:rPr>
-        <w:t xml:space="preserve">()</w:t>
+        <w:t xml:space="preserve">() </w:t>
+      </w:r>
+      <w:r>
+        <w:rPr>
+          <w:rStyle w:val="SpecialCharTok"/>
+        </w:rPr>
+        <w:t xml:space="preserve">|&gt;</w:t>
+      </w:r>
+      <w:r>
+        <w:br/>
+      </w:r>
+      <w:r>
+        <w:rPr>
+          <w:rStyle w:val="NormalTok"/>
+        </w:rPr>
+        <w:t xml:space="preserve">  </w:t>
+      </w:r>
+      <w:r>
+        <w:rPr>
+          <w:rStyle w:val="FunctionTok"/>
+        </w:rPr>
+        <w:t xml:space="preserve">round</w:t>
+      </w:r>
+      <w:r>
+        <w:rPr>
+          <w:rStyle w:val="NormalTok"/>
+        </w:rPr>
+        <w:t xml:space="preserve">(</w:t>
+      </w:r>
+      <w:r>
+        <w:rPr>
+          <w:rStyle w:val="DecValTok"/>
+        </w:rPr>
+        <w:t xml:space="preserve">2</w:t>
+      </w:r>
+      <w:r>
+        <w:rPr>
+          <w:rStyle w:val="NormalTok"/>
+        </w:rPr>
+        <w:t xml:space="preserve">)</w:t>
       </w:r>
     </w:p>
     <w:p>
@@ -699,7 +705,7 @@
         <w:t xml:space="preserve">violent_rate</w:t>
       </w:r>
       <w:r>
-        <w:t xml:space="preserve">, and which the weakest? Why are these p-values Holm-adjusted — what Session 8 problem is that protecting you from?</w:t>
+        <w:t xml:space="preserve">, and which the weakest? Give each r and its direction.</w:t>
       </w:r>
     </w:p>
     <w:p>
@@ -714,7 +720,7 @@
           <w:b/>
           <w:bCs/>
         </w:rPr>
-        <w:t xml:space="preserve">In a comment (2–3 sentences):</w:t>
+        <w:t xml:space="preserve">In a comment (2 to 3 sentences):</w:t>
       </w:r>
       <w:r>
         <w:t xml:space="preserve"> </w:t>
@@ -766,25 +772,15 @@
         <w:t xml:space="preserve">Name the mistake, explain why these data cannot support that sentence, and write a corrected sentence that stays at the level the data actually measure.</w:t>
       </w:r>
     </w:p>
-    <w:bookmarkEnd w:id="23"/>
-    <w:bookmarkStart w:id="24" w:name="part-3-bayesian-correlation"/>
-    <w:p>
-      <w:pPr>
-        <w:pStyle w:val="Heading2"/>
-      </w:pPr>
-      <w:r>
-        <w:t xml:space="preserve">Part 3: Bayesian Correlation</w:t>
-      </w:r>
-    </w:p>
     <w:p>
       <w:pPr>
         <w:numPr>
           <w:ilvl w:val="0"/>
-          <w:numId w:val="1003"/>
+          <w:numId w:val="1002"/>
         </w:numPr>
       </w:pPr>
       <w:r>
-        <w:t xml:space="preserve">Run the Bayesian version on</w:t>
+        <w:t xml:space="preserve">Run</w:t>
       </w:r>
       <w:r>
         <w:t xml:space="preserve"> </w:t>
@@ -793,160 +789,14 @@
         <w:rPr>
           <w:rStyle w:val="VerbatimChar"/>
         </w:rPr>
-        <w:t xml:space="preserve">violent_rate</w:t>
-      </w:r>
-      <w:r>
-        <w:t xml:space="preserve"> </w:t>
-      </w:r>
-      <w:r>
-        <w:t xml:space="preserve">and</w:t>
-      </w:r>
-      <w:r>
-        <w:t xml:space="preserve"> </w:t>
-      </w:r>
-      <w:r>
-        <w:rPr>
-          <w:rStyle w:val="VerbatimChar"/>
-        </w:rPr>
-        <w:t xml:space="preserve">pct_bachelors</w:t>
-      </w:r>
-      <w:r>
-        <w:t xml:space="preserve">, leaving the prior at its default:</w:t>
-      </w:r>
-    </w:p>
-    <w:p>
-      <w:pPr>
-        <w:pStyle w:val="SourceCode"/>
-        <w:numPr>
-          <w:ilvl w:val="0"/>
-          <w:numId w:val="1000"/>
-        </w:numPr>
-      </w:pPr>
-      <w:r>
-        <w:rPr>
-          <w:rStyle w:val="FunctionTok"/>
-        </w:rPr>
-        <w:t xml:space="preserve">set.seed</w:t>
-      </w:r>
-      <w:r>
-        <w:rPr>
-          <w:rStyle w:val="NormalTok"/>
-        </w:rPr>
-        <w:t xml:space="preserve">(</w:t>
-      </w:r>
-      <w:r>
-        <w:rPr>
-          <w:rStyle w:val="DecValTok"/>
-        </w:rPr>
-        <w:t xml:space="preserve">705</w:t>
-      </w:r>
-      <w:r>
-        <w:rPr>
-          <w:rStyle w:val="NormalTok"/>
-        </w:rPr>
-        <w:t xml:space="preserve">)   </w:t>
-      </w:r>
-      <w:r>
-        <w:rPr>
-          <w:rStyle w:val="CommentTok"/>
-        </w:rPr>
-        <w:t xml:space="preserve"># the Bayesian version samples from the posterior</w:t>
-      </w:r>
-      <w:r>
-        <w:br/>
-      </w:r>
-      <w:r>
-        <w:rPr>
-          <w:rStyle w:val="NormalTok"/>
-        </w:rPr>
-        <w:t xml:space="preserve">areas </w:t>
-      </w:r>
-      <w:r>
-        <w:rPr>
-          <w:rStyle w:val="SpecialCharTok"/>
-        </w:rPr>
-        <w:t xml:space="preserve">|&gt;</w:t>
-      </w:r>
-      <w:r>
-        <w:br/>
-      </w:r>
-      <w:r>
-        <w:rPr>
-          <w:rStyle w:val="NormalTok"/>
-        </w:rPr>
-        <w:t xml:space="preserve">  </w:t>
-      </w:r>
-      <w:r>
-        <w:rPr>
-          <w:rStyle w:val="FunctionTok"/>
-        </w:rPr>
-        <w:t xml:space="preserve">select</w:t>
-      </w:r>
-      <w:r>
-        <w:rPr>
-          <w:rStyle w:val="NormalTok"/>
-        </w:rPr>
-        <w:t xml:space="preserve">(violent_rate, pct_bachelors) </w:t>
-      </w:r>
-      <w:r>
-        <w:rPr>
-          <w:rStyle w:val="SpecialCharTok"/>
-        </w:rPr>
-        <w:t xml:space="preserve">|&gt;</w:t>
-      </w:r>
-      <w:r>
-        <w:br/>
-      </w:r>
-      <w:r>
-        <w:rPr>
-          <w:rStyle w:val="NormalTok"/>
-        </w:rPr>
-        <w:t xml:space="preserve">  </w:t>
-      </w:r>
-      <w:r>
-        <w:rPr>
-          <w:rStyle w:val="FunctionTok"/>
-        </w:rPr>
-        <w:t xml:space="preserve">correlation</w:t>
-      </w:r>
-      <w:r>
-        <w:rPr>
-          <w:rStyle w:val="NormalTok"/>
-        </w:rPr>
-        <w:t xml:space="preserve">(</w:t>
-      </w:r>
-      <w:r>
-        <w:rPr>
-          <w:rStyle w:val="AttributeTok"/>
-        </w:rPr>
-        <w:t xml:space="preserve">bayesian =</w:t>
-      </w:r>
-      <w:r>
-        <w:rPr>
-          <w:rStyle w:val="NormalTok"/>
-        </w:rPr>
-        <w:t xml:space="preserve"> </w:t>
-      </w:r>
-      <w:r>
-        <w:rPr>
-          <w:rStyle w:val="ConstantTok"/>
-        </w:rPr>
-        <w:t xml:space="preserve">TRUE</w:t>
-      </w:r>
-      <w:r>
-        <w:rPr>
-          <w:rStyle w:val="NormalTok"/>
-        </w:rPr>
-        <w:t xml:space="preserve">)</w:t>
-      </w:r>
-    </w:p>
-    <w:p>
-      <w:pPr>
-        <w:numPr>
-          <w:ilvl w:val="0"/>
-          <w:numId w:val="1000"/>
-        </w:numPr>
-      </w:pPr>
+        <w:t xml:space="preserve">cor.test(areas$median_age, areas$violent_rate)</w:t>
+      </w:r>
+      <w:r>
+        <w:t xml:space="preserve">.</w:t>
+      </w:r>
+      <w:r>
+        <w:t xml:space="preserve"> </w:t>
+      </w:r>
       <w:r>
         <w:rPr>
           <w:b/>
@@ -958,128 +808,35 @@
         <w:t xml:space="preserve"> </w:t>
       </w:r>
       <w:r>
-        <w:t xml:space="preserve">report rho, the 95% credible interval, pd, and the Bayes factor — then one sentence saying what the evidence shows, including direction and strength.</w:t>
+        <w:t xml:space="preserve">report the confidence interval. Where is zero, inside or outside? Reject or fail to reject? Then write the honest one-sentence conclusion, and say why</w:t>
+      </w:r>
+      <w:r>
+        <w:t xml:space="preserve"> </w:t>
+      </w:r>
+      <w:r>
+        <w:t xml:space="preserve">“median age has no relationship with violence”</w:t>
+      </w:r>
+      <w:r>
+        <w:t xml:space="preserve"> </w:t>
+      </w:r>
+      <w:r>
+        <w:t xml:space="preserve">goes further than these data allow.</w:t>
       </w:r>
     </w:p>
+    <w:bookmarkEnd w:id="23"/>
+    <w:bookmarkStart w:id="28" w:name="project-checkpoint-1-has-moved"/>
     <w:p>
       <w:pPr>
-        <w:numPr>
-          <w:ilvl w:val="0"/>
-          <w:numId w:val="1003"/>
-        </w:numPr>
-      </w:pPr>
-      <w:r>
-        <w:t xml:space="preserve">Rerun Q8 with</w:t>
-      </w:r>
-      <w:r>
-        <w:t xml:space="preserve"> </w:t>
-      </w:r>
-      <w:r>
-        <w:rPr>
-          <w:rStyle w:val="VerbatimChar"/>
-        </w:rPr>
-        <w:t xml:space="preserve">bayesian_prior = "wide"</w:t>
-      </w:r>
-      <w:r>
-        <w:t xml:space="preserve">.</w:t>
-      </w:r>
-      <w:r>
-        <w:t xml:space="preserve"> </w:t>
-      </w:r>
-      <w:r>
-        <w:rPr>
-          <w:b/>
-          <w:bCs/>
-        </w:rPr>
-        <w:t xml:space="preserve">In a comment:</w:t>
-      </w:r>
-      <w:r>
-        <w:t xml:space="preserve"> </w:t>
-      </w:r>
-      <w:r>
-        <w:t xml:space="preserve">what changed, how much, and</w:t>
-      </w:r>
-      <w:r>
-        <w:t xml:space="preserve"> </w:t>
-      </w:r>
-      <w:r>
-        <w:rPr>
-          <w:i/>
-          <w:iCs/>
-        </w:rPr>
-        <w:t xml:space="preserve">why so little</w:t>
-      </w:r>
-      <w:r>
-        <w:t xml:space="preserve">? (What about this dataset lets the data overpower the prior choice?)</w:t>
-      </w:r>
-    </w:p>
-    <w:p>
-      <w:pPr>
-        <w:numPr>
-          <w:ilvl w:val="0"/>
-          <w:numId w:val="1003"/>
-        </w:numPr>
-      </w:pPr>
-      <w:r>
-        <w:rPr>
-          <w:b/>
-          <w:bCs/>
-        </w:rPr>
-        <w:t xml:space="preserve">In a comment (2–3 sentences):</w:t>
-      </w:r>
-      <w:r>
-        <w:t xml:space="preserve"> </w:t>
-      </w:r>
-      <w:r>
-        <w:t xml:space="preserve">state one thing the 95%</w:t>
-      </w:r>
-      <w:r>
-        <w:t xml:space="preserve"> </w:t>
-      </w:r>
-      <w:r>
-        <w:rPr>
-          <w:b/>
-          <w:bCs/>
-        </w:rPr>
-        <w:t xml:space="preserve">credible</w:t>
-      </w:r>
-      <w:r>
-        <w:t xml:space="preserve"> </w:t>
-      </w:r>
-      <w:r>
-        <w:t xml:space="preserve">interval from Q8 lets you say that a 95%</w:t>
-      </w:r>
-      <w:r>
-        <w:t xml:space="preserve"> </w:t>
-      </w:r>
-      <w:r>
-        <w:rPr>
-          <w:b/>
-          <w:bCs/>
-        </w:rPr>
-        <w:t xml:space="preserve">confidence</w:t>
-      </w:r>
-      <w:r>
-        <w:t xml:space="preserve"> </w:t>
-      </w:r>
-      <w:r>
-        <w:t xml:space="preserve">interval never could. (Session 5 taught you the careful long-run reading; contrast it directly.)</w:t>
-      </w:r>
-    </w:p>
-    <w:bookmarkEnd w:id="24"/>
-    <w:bookmarkStart w:id="28" w:name="part-4-project-checkpoint-2"/>
-    <w:p>
-      <w:pPr>
         <w:pStyle w:val="Heading2"/>
       </w:pPr>
       <w:r>
-        <w:t xml:space="preserve">Part 4: Project Checkpoint 2</w:t>
+        <w:t xml:space="preserve">Project Checkpoint 1 has moved</w:t>
       </w:r>
     </w:p>
     <w:tbl>
       <w:tblPr>
         <w:tblStyle w:val="Table"/>
-        <w:tblInd w:w="164" w:type="dxa"/>
+        <w:tblLook w:firstRow="0" w:lastRow="0" w:firstColumn="0" w:lastColumn="0" w:noHBand="0" w:noVBand="0" w:val="0000"/>
         <w:tblBorders>
           <w:left w:val="single" w:sz="24" w:space="0" w:color="CC1914"/>
         </w:tblBorders>
@@ -1087,11 +844,8 @@
           <w:left w:w="0" w:type="dxa"/>
           <w:right w:w="0" w:type="dxa"/>
         </w:tblCellMar>
-        <w:tblLook w:firstRow="0" w:lastRow="0" w:firstColumn="0" w:lastColumn="0" w:noHBand="0" w:noVBand="0" w:val="0000"/>
+        <w:tblInd w:w="164" w:type="dxa"/>
       </w:tblPr>
-      <w:tblGrid>
-        <w:gridCol w:w="7920"/>
-      </w:tblGrid>
       <w:tr>
         <w:trPr>
           <w:cantSplit/>
@@ -1116,18 +870,18 @@
                 <wp:inline>
                   <wp:extent cx="152400" cy="152400"/>
                   <wp:effectExtent b="0" l="0" r="0" t="0"/>
-                  <wp:docPr descr="" title="" id="26" name="Picture"/>
+                  <wp:docPr descr="" title="" id="25" name="Picture"/>
                   <a:graphic>
                     <a:graphicData uri="http://schemas.openxmlformats.org/drawingml/2006/picture">
                       <pic:pic>
                         <pic:nvPicPr>
-                          <pic:cNvPr descr="/Users/mourtgosstudio/opt/share/formats/docx/important.png" id="27" name="Picture"/>
+                          <pic:cNvPr descr="/Applications/RStudio.app/Contents/Resources/app/quarto/share/formats/docx/important.png" id="26" name="Picture"/>
                           <pic:cNvPicPr>
                             <a:picLocks noChangeArrowheads="1" noChangeAspect="1"/>
                           </pic:cNvPicPr>
                         </pic:nvPicPr>
                         <pic:blipFill>
-                          <a:blip r:embed="rId25"/>
+                          <a:blip r:embed="rId24"/>
                           <a:stretch>
                             <a:fillRect/>
                           </a:stretch>
@@ -1176,29 +930,13 @@
                 <w:b/>
                 <w:bCs/>
               </w:rPr>
-              <w:t xml:space="preserve">This section uses YOUR final-project dataset</w:t>
+              <w:t xml:space="preserve">Project Checkpoint 1 is not part of Homework 8.</w:t>
             </w:r>
             <w:r>
               <w:t xml:space="preserve"> </w:t>
             </w:r>
             <w:r>
-              <w:t xml:space="preserve">— the one you explored in Checkpoint 1 (Homework 8). This is the second of four checkpoints, and it does for your project exactly what Parts 1–3 did for Chicago: put numbers on the relationships you</w:t>
-            </w:r>
-            <w:r>
-              <w:t xml:space="preserve"> </w:t>
-            </w:r>
-            <w:r>
-              <w:rPr>
-                <w:i/>
-                <w:iCs/>
-              </w:rPr>
-              <w:t xml:space="preserve">think</w:t>
-            </w:r>
-            <w:r>
-              <w:t xml:space="preserve"> </w:t>
-            </w:r>
-            <w:r>
-              <w:t xml:space="preserve">are there. What you find here feeds directly into</w:t>
+              <w:t xml:space="preserve">It is now due with Checkpoint 2 on</w:t>
             </w:r>
             <w:r>
               <w:t xml:space="preserve"> </w:t>
@@ -1208,349 +946,29 @@
                 <w:b/>
                 <w:bCs/>
               </w:rPr>
-              <w:t xml:space="preserve">Checkpoint 3</w:t>
+              <w:t xml:space="preserve">Sunday, October 18, by 11:59 pm</w:t>
             </w:r>
             <w:r>
-              <w:t xml:space="preserve">, where you’ll run the regression these associations point toward. As before, Checkpoint 2 is graded on</w:t>
+              <w:t xml:space="preserve">, the Sunday after the midterm. The instructions for both are on the</w:t>
             </w:r>
             <w:r>
               <w:t xml:space="preserve"> </w:t>
             </w:r>
+            <w:hyperlink r:id="rId27">
+              <w:r>
+                <w:rPr>
+                  <w:rStyle w:val="Hyperlink"/>
+                </w:rPr>
+                <w:t xml:space="preserve">Session 9 page</w:t>
+              </w:r>
+            </w:hyperlink>
             <w:r>
-              <w:rPr>
-                <w:b/>
-                <w:bCs/>
-              </w:rPr>
-              <w:t xml:space="preserve">completion and quality of reasoning</w:t>
-            </w:r>
-            <w:r>
-              <w:t xml:space="preserve"> </w:t>
-            </w:r>
-            <w:r>
-              <w:t xml:space="preserve">— not polish, and not whether your correlations turn out strong.</w:t>
+              <w:t xml:space="preserve">. If you already wrote your Checkpoint 1 section, keep it: it goes into that script unchanged.</w:t>
             </w:r>
           </w:p>
         </w:tc>
       </w:tr>
     </w:tbl>
-    <w:p>
-      <w:pPr>
-        <w:pStyle w:val="BodyText"/>
-      </w:pPr>
-      <w:r>
-        <w:t xml:space="preserve">In a clearly marked section at the end of your</w:t>
-      </w:r>
-      <w:r>
-        <w:t xml:space="preserve"> </w:t>
-      </w:r>
-      <w:r>
-        <w:rPr>
-          <w:rStyle w:val="VerbatimChar"/>
-        </w:rPr>
-        <w:t xml:space="preserve">.R</w:t>
-      </w:r>
-      <w:r>
-        <w:t xml:space="preserve"> </w:t>
-      </w:r>
-      <w:r>
-        <w:t xml:space="preserve">script (e.g.,</w:t>
-      </w:r>
-      <w:r>
-        <w:t xml:space="preserve"> </w:t>
-      </w:r>
-      <w:r>
-        <w:rPr>
-          <w:rStyle w:val="VerbatimChar"/>
-        </w:rPr>
-        <w:t xml:space="preserve"># ---- PROJECT CHECKPOINT 2 ----</w:t>
-      </w:r>
-      <w:r>
-        <w:t xml:space="preserve">):</w:t>
-      </w:r>
-    </w:p>
-    <w:p>
-      <w:pPr>
-        <w:numPr>
-          <w:ilvl w:val="0"/>
-          <w:numId w:val="1004"/>
-        </w:numPr>
-      </w:pPr>
-      <w:r>
-        <w:rPr>
-          <w:b/>
-          <w:bCs/>
-        </w:rPr>
-        <w:t xml:space="preserve">Compute and visualize the association between your outcome variable and each of your 2–3 candidate predictors</w:t>
-      </w:r>
-      <w:r>
-        <w:t xml:space="preserve"> </w:t>
-      </w:r>
-      <w:r>
-        <w:t xml:space="preserve">from Checkpoint 1. (Swapping a predictor since Checkpoint 1 is fine — one comment line saying why.)</w:t>
-      </w:r>
-    </w:p>
-    <w:p>
-      <w:pPr>
-        <w:pStyle w:val="Compact"/>
-        <w:numPr>
-          <w:ilvl w:val="1"/>
-          <w:numId w:val="1005"/>
-        </w:numPr>
-      </w:pPr>
-      <w:r>
-        <w:t xml:space="preserve">For each</w:t>
-      </w:r>
-      <w:r>
-        <w:t xml:space="preserve"> </w:t>
-      </w:r>
-      <w:r>
-        <w:rPr>
-          <w:b/>
-          <w:bCs/>
-        </w:rPr>
-        <w:t xml:space="preserve">numeric</w:t>
-      </w:r>
-      <w:r>
-        <w:t xml:space="preserve"> </w:t>
-      </w:r>
-      <w:r>
-        <w:t xml:space="preserve">predictor: a scatterplot against your outcome</w:t>
-      </w:r>
-      <w:r>
-        <w:t xml:space="preserve"> </w:t>
-      </w:r>
-      <w:r>
-        <w:rPr>
-          <w:i/>
-          <w:iCs/>
-        </w:rPr>
-        <w:t xml:space="preserve">plus</w:t>
-      </w:r>
-      <w:r>
-        <w:t xml:space="preserve"> </w:t>
-      </w:r>
-      <w:r>
-        <w:t xml:space="preserve">Pearson’s r — or Spearman’s rho if the plot shows serious skew or outliers, with a comment saying why you switched.</w:t>
-      </w:r>
-    </w:p>
-    <w:p>
-      <w:pPr>
-        <w:pStyle w:val="Compact"/>
-        <w:numPr>
-          <w:ilvl w:val="1"/>
-          <w:numId w:val="1005"/>
-        </w:numPr>
-      </w:pPr>
-      <w:r>
-        <w:t xml:space="preserve">For a</w:t>
-      </w:r>
-      <w:r>
-        <w:t xml:space="preserve"> </w:t>
-      </w:r>
-      <w:r>
-        <w:rPr>
-          <w:b/>
-          <w:bCs/>
-        </w:rPr>
-        <w:t xml:space="preserve">categorical</w:t>
-      </w:r>
-      <w:r>
-        <w:t xml:space="preserve"> </w:t>
-      </w:r>
-      <w:r>
-        <w:t xml:space="preserve">predictor: r doesn’t apply — make a grouped boxplot or a table of group means instead, and say that’s why.</w:t>
-      </w:r>
-    </w:p>
-    <w:p>
-      <w:pPr>
-        <w:numPr>
-          <w:ilvl w:val="0"/>
-          <w:numId w:val="1004"/>
-        </w:numPr>
-      </w:pPr>
-      <w:r>
-        <w:rPr>
-          <w:b/>
-          <w:bCs/>
-        </w:rPr>
-        <w:t xml:space="preserve">Run one full correlation test</w:t>
-      </w:r>
-      <w:r>
-        <w:t xml:space="preserve"> </w:t>
-      </w:r>
-      <w:r>
-        <w:t xml:space="preserve">— frequentist</w:t>
-      </w:r>
-      <w:r>
-        <w:t xml:space="preserve"> </w:t>
-      </w:r>
-      <w:r>
-        <w:rPr>
-          <w:rStyle w:val="VerbatimChar"/>
-        </w:rPr>
-        <w:t xml:space="preserve">cor.test()</w:t>
-      </w:r>
-      <w:r>
-        <w:t xml:space="preserve"> </w:t>
-      </w:r>
-      <w:r>
-        <w:rPr>
-          <w:i/>
-          <w:iCs/>
-        </w:rPr>
-        <w:t xml:space="preserve">or</w:t>
-      </w:r>
-      <w:r>
-        <w:t xml:space="preserve"> </w:t>
-      </w:r>
-      <w:r>
-        <w:t xml:space="preserve">Bayesian</w:t>
-      </w:r>
-      <w:r>
-        <w:t xml:space="preserve"> </w:t>
-      </w:r>
-      <w:r>
-        <w:rPr>
-          <w:rStyle w:val="VerbatimChar"/>
-        </w:rPr>
-        <w:t xml:space="preserve">correlation(bayesian = TRUE)</w:t>
-      </w:r>
-      <w:r>
-        <w:t xml:space="preserve">, your choice — on the predictor that looks most promising, and report it in one lecture-style sentence.</w:t>
-      </w:r>
-    </w:p>
-    <w:p>
-      <w:pPr>
-        <w:numPr>
-          <w:ilvl w:val="0"/>
-          <w:numId w:val="1004"/>
-        </w:numPr>
-      </w:pPr>
-      <w:r>
-        <w:rPr>
-          <w:b/>
-          <w:bCs/>
-        </w:rPr>
-        <w:t xml:space="preserve">Write a paragraph</w:t>
-      </w:r>
-      <w:r>
-        <w:t xml:space="preserve"> </w:t>
-      </w:r>
-      <w:r>
-        <w:t xml:space="preserve">(as a comment block, roughly 5–8 sentences) covering:</w:t>
-      </w:r>
-    </w:p>
-    <w:p>
-      <w:pPr>
-        <w:pStyle w:val="Compact"/>
-        <w:numPr>
-          <w:ilvl w:val="1"/>
-          <w:numId w:val="1006"/>
-        </w:numPr>
-      </w:pPr>
-      <w:r>
-        <w:t xml:space="preserve">what each association looks like — direction, strength, and whether the</w:t>
-      </w:r>
-      <w:r>
-        <w:t xml:space="preserve"> </w:t>
-      </w:r>
-      <w:r>
-        <w:rPr>
-          <w:i/>
-          <w:iCs/>
-        </w:rPr>
-        <w:t xml:space="preserve">shape</w:t>
-      </w:r>
-      <w:r>
-        <w:t xml:space="preserve"> </w:t>
-      </w:r>
-      <w:r>
-        <w:t xml:space="preserve">in the plot makes the coefficient a fair summary (the Anscombe check);</w:t>
-      </w:r>
-    </w:p>
-    <w:p>
-      <w:pPr>
-        <w:pStyle w:val="Compact"/>
-        <w:numPr>
-          <w:ilvl w:val="1"/>
-          <w:numId w:val="1006"/>
-        </w:numPr>
-      </w:pPr>
-      <w:r>
-        <w:rPr>
-          <w:b/>
-          <w:bCs/>
-        </w:rPr>
-        <w:t xml:space="preserve">any surprises</w:t>
-      </w:r>
-      <w:r>
-        <w:t xml:space="preserve"> </w:t>
-      </w:r>
-      <w:r>
-        <w:t xml:space="preserve">— a predictor you expected to matter that shows almost nothing, a sign pointing the</w:t>
-      </w:r>
-      <w:r>
-        <w:t xml:space="preserve"> </w:t>
-      </w:r>
-      <w:r>
-        <w:t xml:space="preserve">“wrong”</w:t>
-      </w:r>
-      <w:r>
-        <w:t xml:space="preserve"> </w:t>
-      </w:r>
-      <w:r>
-        <w:t xml:space="preserve">way, an association that one outlier appears to own;</w:t>
-      </w:r>
-    </w:p>
-    <w:p>
-      <w:pPr>
-        <w:pStyle w:val="Compact"/>
-        <w:numPr>
-          <w:ilvl w:val="1"/>
-          <w:numId w:val="1006"/>
-        </w:numPr>
-      </w:pPr>
-      <w:r>
-        <w:t xml:space="preserve">which predictors now look worth carrying into your Checkpoint 3 regression, and whether any look weak enough to reconsider.</w:t>
-      </w:r>
-    </w:p>
-    <w:p>
-      <w:pPr>
-        <w:pStyle w:val="FirstParagraph"/>
-      </w:pPr>
-      <w:r>
-        <w:t xml:space="preserve">If something here looks broken — every correlation is essentially zero, your outcome barely varies, a predictor turns out to be categorical when you thought it was numeric —</w:t>
-      </w:r>
-      <w:r>
-        <w:t xml:space="preserve"> </w:t>
-      </w:r>
-      <w:r>
-        <w:rPr>
-          <w:b/>
-          <w:bCs/>
-        </w:rPr>
-        <w:t xml:space="preserve">say so in your paragraph</w:t>
-      </w:r>
-      <w:r>
-        <w:t xml:space="preserve"> </w:t>
-      </w:r>
-      <w:r>
-        <w:t xml:space="preserve">and come talk to me. Finding that</w:t>
-      </w:r>
-      <w:r>
-        <w:t xml:space="preserve"> </w:t>
-      </w:r>
-      <w:r>
-        <w:rPr>
-          <w:i/>
-          <w:iCs/>
-        </w:rPr>
-        <w:t xml:space="preserve">now</w:t>
-      </w:r>
-      <w:r>
-        <w:t xml:space="preserve">, two checkpoints before the final write-up, is this assignment working exactly as designed.</w:t>
-      </w:r>
-    </w:p>
     <w:bookmarkEnd w:id="28"/>
     <w:sectPr>
       <w:footnotePr>
@@ -1830,194 +1248,6 @@
       <w:pPr>
         <w:ind w:left="6480" w:hanging="360"/>
       </w:pPr>
-    </w:lvl>
-  </w:abstractNum>
-  <w:abstractNum w:abstractNumId="99418">
-    <w:nsid w:val="00A99418"/>
-    <w:multiLevelType w:val="multilevel"/>
-    <w:lvl w:ilvl="0">
-      <w:start w:val="8"/>
-      <w:numFmt w:val="decimal"/>
-      <w:lvlText w:val="%1."/>
-      <w:lvlJc w:val="left"/>
-      <w:pPr>
-        <w:ind w:left="720" w:hanging="360"/>
-      </w:pPr>
-    </w:lvl>
-    <w:lvl w:ilvl="1">
-      <w:start w:val="8"/>
-      <w:numFmt w:val="decimal"/>
-      <w:lvlText w:val="%2."/>
-      <w:lvlJc w:val="left"/>
-      <w:pPr>
-        <w:ind w:left="1440" w:hanging="360"/>
-      </w:pPr>
-    </w:lvl>
-    <w:lvl w:ilvl="2">
-      <w:start w:val="8"/>
-      <w:numFmt w:val="decimal"/>
-      <w:lvlText w:val="%3."/>
-      <w:lvlJc w:val="left"/>
-      <w:pPr>
-        <w:ind w:left="2160" w:hanging="360"/>
-      </w:pPr>
-    </w:lvl>
-    <w:lvl w:ilvl="3">
-      <w:start w:val="8"/>
-      <w:numFmt w:val="decimal"/>
-      <w:lvlText w:val="%4."/>
-      <w:lvlJc w:val="left"/>
-      <w:pPr>
-        <w:ind w:left="2880" w:hanging="360"/>
-      </w:pPr>
-    </w:lvl>
-    <w:lvl w:ilvl="4">
-      <w:start w:val="8"/>
-      <w:numFmt w:val="decimal"/>
-      <w:lvlText w:val="%5."/>
-      <w:lvlJc w:val="left"/>
-      <w:pPr>
-        <w:ind w:left="3600" w:hanging="360"/>
-      </w:pPr>
-    </w:lvl>
-    <w:lvl w:ilvl="5">
-      <w:start w:val="8"/>
-      <w:numFmt w:val="decimal"/>
-      <w:lvlText w:val="%6."/>
-      <w:lvlJc w:val="left"/>
-      <w:pPr>
-        <w:ind w:left="4320" w:hanging="360"/>
-      </w:pPr>
-    </w:lvl>
-    <w:lvl w:ilvl="6">
-      <w:start w:val="8"/>
-      <w:numFmt w:val="decimal"/>
-      <w:lvlText w:val="%7."/>
-      <w:lvlJc w:val="left"/>
-      <w:pPr>
-        <w:ind w:left="5040" w:hanging="360"/>
-      </w:pPr>
-    </w:lvl>
-    <w:lvl w:ilvl="7">
-      <w:start w:val="8"/>
-      <w:numFmt w:val="decimal"/>
-      <w:lvlText w:val="%8."/>
-      <w:lvlJc w:val="left"/>
-      <w:pPr>
-        <w:ind w:left="5760" w:hanging="360"/>
-      </w:pPr>
-    </w:lvl>
-    <w:lvl w:ilvl="8">
-      <w:start w:val="8"/>
-      <w:numFmt w:val="decimal"/>
-      <w:lvlText w:val="%9."/>
-      <w:lvlJc w:val="left"/>
-      <w:pPr>
-        <w:ind w:left="6480" w:hanging="360"/>
-      </w:pPr>
-    </w:lvl>
-  </w:abstractNum>
-  <w:abstractNum w:abstractNumId="991">
-    <w:nsid w:val="0000A991"/>
-    <w:multiLevelType w:val="multilevel"/>
-    <w:lvl w:ilvl="0">
-      <w:numFmt w:val="bullet"/>
-      <w:lvlText w:val=""/>
-      <w:lvlJc w:val="left"/>
-      <w:pPr>
-        <w:ind w:left="720" w:hanging="360"/>
-      </w:pPr>
-      <w:rPr>
-        <w:rFonts w:ascii="Symbol" w:hAnsi="Symbol" w:cs="Symbol" w:hint="default"/>
-      </w:rPr>
-    </w:lvl>
-    <w:lvl w:ilvl="1">
-      <w:numFmt w:val="bullet"/>
-      <w:lvlText w:val="o"/>
-      <w:lvlJc w:val="left"/>
-      <w:pPr>
-        <w:ind w:left="1440" w:hanging="360"/>
-      </w:pPr>
-      <w:rPr>
-        <w:rFonts w:ascii="Courier New" w:hAnsi="Courier New" w:cs="Courier New" w:hint="default"/>
-      </w:rPr>
-    </w:lvl>
-    <w:lvl w:ilvl="2">
-      <w:numFmt w:val="bullet"/>
-      <w:lvlText w:val=""/>
-      <w:lvlJc w:val="left"/>
-      <w:pPr>
-        <w:ind w:left="2160" w:hanging="360"/>
-      </w:pPr>
-      <w:rPr>
-        <w:rFonts w:ascii="Wingdings" w:hAnsi="Wingdings" w:cs="Wingdings" w:hint="default"/>
-      </w:rPr>
-    </w:lvl>
-    <w:lvl w:ilvl="3">
-      <w:numFmt w:val="bullet"/>
-      <w:lvlText w:val=""/>
-      <w:lvlJc w:val="left"/>
-      <w:pPr>
-        <w:ind w:left="2880" w:hanging="360"/>
-      </w:pPr>
-      <w:rPr>
-        <w:rFonts w:ascii="Symbol" w:hAnsi="Symbol" w:cs="Symbol" w:hint="default"/>
-      </w:rPr>
-    </w:lvl>
-    <w:lvl w:ilvl="4">
-      <w:numFmt w:val="bullet"/>
-      <w:lvlText w:val="o"/>
-      <w:lvlJc w:val="left"/>
-      <w:pPr>
-        <w:ind w:left="3600" w:hanging="360"/>
-      </w:pPr>
-      <w:rPr>
-        <w:rFonts w:ascii="Courier New" w:hAnsi="Courier New" w:cs="Courier New" w:hint="default"/>
-      </w:rPr>
-    </w:lvl>
-    <w:lvl w:ilvl="5">
-      <w:numFmt w:val="bullet"/>
-      <w:lvlText w:val=""/>
-      <w:lvlJc w:val="left"/>
-      <w:pPr>
-        <w:ind w:left="4320" w:hanging="360"/>
-      </w:pPr>
-      <w:rPr>
-        <w:rFonts w:ascii="Wingdings" w:hAnsi="Wingdings" w:cs="Wingdings" w:hint="default"/>
-      </w:rPr>
-    </w:lvl>
-    <w:lvl w:ilvl="6">
-      <w:numFmt w:val="bullet"/>
-      <w:lvlText w:val=""/>
-      <w:lvlJc w:val="left"/>
-      <w:pPr>
-        <w:ind w:left="5040" w:hanging="360"/>
-      </w:pPr>
-      <w:rPr>
-        <w:rFonts w:ascii="Symbol" w:hAnsi="Symbol" w:cs="Symbol" w:hint="default"/>
-      </w:rPr>
-    </w:lvl>
-    <w:lvl w:ilvl="7">
-      <w:numFmt w:val="bullet"/>
-      <w:lvlText w:val="o"/>
-      <w:lvlJc w:val="left"/>
-      <w:pPr>
-        <w:ind w:left="5760" w:hanging="360"/>
-      </w:pPr>
-      <w:rPr>
-        <w:rFonts w:ascii="Courier New" w:hAnsi="Courier New" w:cs="Courier New" w:hint="default"/>
-      </w:rPr>
-    </w:lvl>
-    <w:lvl w:ilvl="8">
-      <w:numFmt w:val="bullet"/>
-      <w:lvlText w:val=""/>
-      <w:lvlJc w:val="left"/>
-      <w:pPr>
-        <w:ind w:left="6480" w:hanging="360"/>
-      </w:pPr>
-      <w:rPr>
-        <w:rFonts w:ascii="Wingdings" w:hAnsi="Wingdings" w:cs="Wingdings" w:hint="default"/>
-      </w:rPr>
     </w:lvl>
   </w:abstractNum>
   <w:num w:numId="1000">
@@ -2082,72 +1312,6 @@
     <w:lvlOverride w:ilvl="8">
       <w:startOverride w:val="5"/>
     </w:lvlOverride>
-  </w:num>
-  <w:num w:numId="1003">
-    <w:abstractNumId w:val="99418"/>
-    <w:lvlOverride w:ilvl="0">
-      <w:startOverride w:val="8"/>
-    </w:lvlOverride>
-    <w:lvlOverride w:ilvl="1">
-      <w:startOverride w:val="8"/>
-    </w:lvlOverride>
-    <w:lvlOverride w:ilvl="2">
-      <w:startOverride w:val="8"/>
-    </w:lvlOverride>
-    <w:lvlOverride w:ilvl="3">
-      <w:startOverride w:val="8"/>
-    </w:lvlOverride>
-    <w:lvlOverride w:ilvl="4">
-      <w:startOverride w:val="8"/>
-    </w:lvlOverride>
-    <w:lvlOverride w:ilvl="5">
-      <w:startOverride w:val="8"/>
-    </w:lvlOverride>
-    <w:lvlOverride w:ilvl="6">
-      <w:startOverride w:val="8"/>
-    </w:lvlOverride>
-    <w:lvlOverride w:ilvl="7">
-      <w:startOverride w:val="8"/>
-    </w:lvlOverride>
-    <w:lvlOverride w:ilvl="8">
-      <w:startOverride w:val="8"/>
-    </w:lvlOverride>
-  </w:num>
-  <w:num w:numId="1004">
-    <w:abstractNumId w:val="99411"/>
-    <w:lvlOverride w:ilvl="0">
-      <w:startOverride w:val="1"/>
-    </w:lvlOverride>
-    <w:lvlOverride w:ilvl="1">
-      <w:startOverride w:val="1"/>
-    </w:lvlOverride>
-    <w:lvlOverride w:ilvl="2">
-      <w:startOverride w:val="1"/>
-    </w:lvlOverride>
-    <w:lvlOverride w:ilvl="3">
-      <w:startOverride w:val="1"/>
-    </w:lvlOverride>
-    <w:lvlOverride w:ilvl="4">
-      <w:startOverride w:val="1"/>
-    </w:lvlOverride>
-    <w:lvlOverride w:ilvl="5">
-      <w:startOverride w:val="1"/>
-    </w:lvlOverride>
-    <w:lvlOverride w:ilvl="6">
-      <w:startOverride w:val="1"/>
-    </w:lvlOverride>
-    <w:lvlOverride w:ilvl="7">
-      <w:startOverride w:val="1"/>
-    </w:lvlOverride>
-    <w:lvlOverride w:ilvl="8">
-      <w:startOverride w:val="1"/>
-    </w:lvlOverride>
-  </w:num>
-  <w:num w:numId="1005">
-    <w:abstractNumId w:val="991"/>
-  </w:num>
-  <w:num w:numId="1006">
-    <w:abstractNumId w:val="991"/>
   </w:num>
 </w:numbering>
 </file>
